--- a/src/content/bios/Carrington-PAR 2016.docx
+++ b/src/content/bios/Carrington-PAR 2016.docx
@@ -1,6 +1,6 @@
 
 <file path=word/document.xml><?xml version="1.0" encoding="utf-8"?>
-<w:document xmlns:wpc="http://schemas.microsoft.com/office/word/2010/wordprocessingCanvas" xmlns:cx="http://schemas.microsoft.com/office/drawing/2014/chartex" xmlns:cx1="http://schemas.microsoft.com/office/drawing/2015/9/8/chartex" xmlns:cx2="http://schemas.microsoft.com/office/drawing/2015/10/21/chartex" xmlns:cx3="http://schemas.microsoft.com/office/drawing/2016/5/9/chartex" xmlns:cx4="http://schemas.microsoft.com/office/drawing/2016/5/10/chartex" xmlns:cx5="http://schemas.microsoft.com/office/drawing/2016/5/11/chartex" xmlns:cx6="http://schemas.microsoft.com/office/drawing/2016/5/12/chartex" xmlns:cx7="http://schemas.microsoft.com/office/drawing/2016/5/13/chartex" xmlns:cx8="http://schemas.microsoft.com/office/drawing/2016/5/14/chartex" xmlns:mc="http://schemas.openxmlformats.org/markup-compatibility/2006" xmlns:aink="http://schemas.microsoft.com/office/drawing/2016/ink" xmlns:am3d="http://schemas.microsoft.com/office/drawing/2017/model3d" xmlns:o="urn:schemas-microsoft-com:office:office" xmlns:oel="http://schemas.microsoft.com/office/2019/extlst" xmlns:r="http://schemas.openxmlformats.org/officeDocument/2006/relationships" xmlns:m="http://schemas.openxmlformats.org/officeDocument/2006/math" xmlns:v="urn:schemas-microsoft-com:vml" xmlns:wp14="http://schemas.microsoft.com/office/word/2010/wordprocessingDrawing" xmlns:wp="http://schemas.openxmlformats.org/drawingml/2006/wordprocessingDrawing" xmlns:w10="urn:schemas-microsoft-com:office:word" xmlns:w="http://schemas.openxmlformats.org/wordprocessingml/2006/main" xmlns:w14="http://schemas.microsoft.com/office/word/2010/wordml" xmlns:w15="http://schemas.microsoft.com/office/word/2012/wordml" xmlns:w16cex="http://schemas.microsoft.com/office/word/2018/wordml/cex" xmlns:w16cid="http://schemas.microsoft.com/office/word/2016/wordml/cid" xmlns:w16="http://schemas.microsoft.com/office/word/2018/wordml" xmlns:w16du="http://schemas.microsoft.com/office/word/2023/wordml/word16du" xmlns:w16sdtdh="http://schemas.microsoft.com/office/word/2020/wordml/sdtdatahash" xmlns:w16sdtfl="http://schemas.microsoft.com/office/word/2024/wordml/sdtformatlock" xmlns:w16se="http://schemas.microsoft.com/office/word/2015/wordml/symex" xmlns:wpg="http://schemas.microsoft.com/office/word/2010/wordprocessingGroup" xmlns:wpi="http://schemas.microsoft.com/office/word/2010/wordprocessingInk" xmlns:wne="http://schemas.microsoft.com/office/word/2006/wordml" xmlns:wps="http://schemas.microsoft.com/office/word/2010/wordprocessingShape" mc:Ignorable="w14 w15 w16se w16cid w16 w16cex w16sdtdh w16sdtfl w16du wp14">
+<w:document xmlns:wpc="http://schemas.microsoft.com/office/word/2010/wordprocessingCanvas" xmlns:cx="http://schemas.microsoft.com/office/drawing/2014/chartex" xmlns:cx1="http://schemas.microsoft.com/office/drawing/2015/9/8/chartex" xmlns:cx2="http://schemas.microsoft.com/office/drawing/2015/10/21/chartex" xmlns:cx3="http://schemas.microsoft.com/office/drawing/2016/5/9/chartex" xmlns:cx4="http://schemas.microsoft.com/office/drawing/2016/5/10/chartex" xmlns:cx5="http://schemas.microsoft.com/office/drawing/2016/5/11/chartex" xmlns:cx6="http://schemas.microsoft.com/office/drawing/2016/5/12/chartex" xmlns:cx7="http://schemas.microsoft.com/office/drawing/2016/5/13/chartex" xmlns:cx8="http://schemas.microsoft.com/office/drawing/2016/5/14/chartex" xmlns:mc="http://schemas.openxmlformats.org/markup-compatibility/2006" xmlns:m="http://schemas.openxmlformats.org/officeDocument/2006/math" xmlns:aink="http://schemas.microsoft.com/office/drawing/2016/ink" xmlns:am3d="http://schemas.microsoft.com/office/drawing/2017/model3d" xmlns:oel="http://schemas.microsoft.com/office/2019/extlst" xmlns:r="http://schemas.openxmlformats.org/officeDocument/2006/relationships" xmlns:wp14="http://schemas.microsoft.com/office/word/2010/wordprocessingDrawing" xmlns:wp="http://schemas.openxmlformats.org/drawingml/2006/wordprocessingDrawing" xmlns:wpg="http://schemas.microsoft.com/office/word/2010/wordprocessingGroup" xmlns:wpi="http://schemas.microsoft.com/office/word/2010/wordprocessingInk" xmlns:wps="http://schemas.microsoft.com/office/word/2010/wordprocessingShape" xmlns:o="urn:schemas-microsoft-com:office:office" xmlns:v="urn:schemas-microsoft-com:vml" xmlns:w10="urn:schemas-microsoft-com:office:word" xmlns:w="http://schemas.openxmlformats.org/wordprocessingml/2006/main" xmlns:w14="http://schemas.microsoft.com/office/word/2010/wordml" xmlns:w15="http://schemas.microsoft.com/office/word/2012/wordml" xmlns:w16cei="http://schemas.microsoft.com/office/word/2026/wordml/cei" xmlns:w16cex="http://schemas.microsoft.com/office/word/2018/wordml/cex" xmlns:w16cid="http://schemas.microsoft.com/office/word/2016/wordml/cid" xmlns:w16="http://schemas.microsoft.com/office/word/2018/wordml" xmlns:w16sdtdh="http://schemas.microsoft.com/office/word/2020/wordml/sdtdatahash" xmlns:w16sdtfl="http://schemas.microsoft.com/office/word/2024/wordml/sdtformatlock" xmlns:w16se="http://schemas.microsoft.com/office/word/2015/wordml/symex" xmlns:w16du="http://schemas.microsoft.com/office/word/2023/wordml/word16du" xmlns:wne="http://schemas.microsoft.com/office/word/2006/wordml" mc:Ignorable="w14 w15 w16se w16cid w16 w16cex w16sdtdh w16sdtfl w16du wp14">
   <w:body>
     <w:p>
       <w:pPr>
@@ -402,13 +402,12 @@
       <w:r>
         <w:rPr>
           <w:noProof/>
-          <w:lang w:val="en-US" w:eastAsia="nl-NL"/>
         </w:rPr>
         <w:drawing>
-          <wp:inline distT="0" distB="0" distL="0" distR="0" wp14:anchorId="71C05D38" wp14:editId="640FCFF1">
-            <wp:extent cx="1903561" cy="2507615"/>
-            <wp:effectExtent l="0" t="0" r="1905" b="0"/>
-            <wp:docPr id="2" name="Afbeelding 1"/>
+          <wp:inline distT="0" distB="0" distL="0" distR="0" wp14:anchorId="0601966D" wp14:editId="55D4DCD6">
+            <wp:extent cx="2303078" cy="2796595"/>
+            <wp:effectExtent l="0" t="0" r="0" b="0"/>
+            <wp:docPr id="896114912" name="Afbeelding 1"/>
             <wp:cNvGraphicFramePr>
               <a:graphicFrameLocks xmlns:a="http://schemas.openxmlformats.org/drawingml/2006/main" noChangeAspect="1"/>
             </wp:cNvGraphicFramePr>
@@ -416,33 +415,29 @@
               <a:graphicData uri="http://schemas.openxmlformats.org/drawingml/2006/picture">
                 <pic:pic xmlns:pic="http://schemas.openxmlformats.org/drawingml/2006/picture">
                   <pic:nvPicPr>
-                    <pic:cNvPr id="0" name="Picture 1"/>
-                    <pic:cNvPicPr>
-                      <a:picLocks noChangeAspect="1" noChangeArrowheads="1"/>
-                    </pic:cNvPicPr>
+                    <pic:cNvPr id="896114912" name="Afbeelding 896114912"/>
+                    <pic:cNvPicPr/>
                   </pic:nvPicPr>
-                  <pic:blipFill rotWithShape="1">
-                    <a:blip r:embed="rId8"/>
-                    <a:srcRect l="4462"/>
-                    <a:stretch/>
+                  <pic:blipFill>
+                    <a:blip r:embed="rId8">
+                      <a:extLst>
+                        <a:ext uri="{28A0092B-C50C-407E-A947-70E740481C1C}">
+                          <a14:useLocalDpi xmlns:a14="http://schemas.microsoft.com/office/drawing/2010/main" val="0"/>
+                        </a:ext>
+                      </a:extLst>
+                    </a:blip>
+                    <a:stretch>
+                      <a:fillRect/>
+                    </a:stretch>
                   </pic:blipFill>
-                  <pic:spPr bwMode="auto">
+                  <pic:spPr>
                     <a:xfrm>
                       <a:off x="0" y="0"/>
-                      <a:ext cx="1904474" cy="2508818"/>
+                      <a:ext cx="2339750" cy="2841125"/>
                     </a:xfrm>
                     <a:prstGeom prst="rect">
                       <a:avLst/>
                     </a:prstGeom>
-                    <a:noFill/>
-                    <a:ln>
-                      <a:noFill/>
-                    </a:ln>
-                    <a:extLst>
-                      <a:ext uri="{53640926-AAD7-44D8-BBD7-CCE9431645EC}">
-                        <a14:shadowObscured xmlns:a14="http://schemas.microsoft.com/office/drawing/2010/main"/>
-                      </a:ext>
-                    </a:extLst>
                   </pic:spPr>
                 </pic:pic>
               </a:graphicData>
@@ -464,20 +459,24 @@
       <w:r>
         <w:t xml:space="preserve"> </w:t>
       </w:r>
-      <w:hyperlink r:id="rId9" w:history="1">
-        <w:r>
-          <w:rPr>
-            <w:rStyle w:val="Hyperlink"/>
-            <w:u w:val="none"/>
-          </w:rPr>
-          <w:t>www.nato.int/cps/en/natolive/who_is_who_7302.htm</w:t>
-        </w:r>
-      </w:hyperlink>
-      <w:r>
-        <w:t xml:space="preserve"> </w:t>
-      </w:r>
-      <w:r>
-        <w:t xml:space="preserve"> </w:t>
+      <w:r>
+        <w:t xml:space="preserve">Carrington, 17 September 1984, </w:t>
+      </w:r>
+      <w:proofErr w:type="spellStart"/>
+      <w:r>
+        <w:t>Nationaal</w:t>
+      </w:r>
+      <w:proofErr w:type="spellEnd"/>
+      <w:r>
+        <w:t xml:space="preserve"> </w:t>
+      </w:r>
+      <w:proofErr w:type="spellStart"/>
+      <w:r>
+        <w:t>Archief</w:t>
+      </w:r>
+      <w:proofErr w:type="spellEnd"/>
+      <w:r>
+        <w:t>, The Hague, Netherlands</w:t>
       </w:r>
     </w:p>
     <w:p>
@@ -514,7 +513,7 @@
       <w:r>
         <w:t xml:space="preserve">: </w:t>
       </w:r>
-      <w:hyperlink r:id="rId10" w:history="1">
+      <w:hyperlink r:id="rId9" w:history="1">
         <w:r>
           <w:rPr>
             <w:rStyle w:val="Hyperlink"/>
@@ -544,7 +543,7 @@
       <w:r>
         <w:t xml:space="preserve">: </w:t>
       </w:r>
-      <w:hyperlink r:id="rId11" w:history="1">
+      <w:hyperlink r:id="rId10" w:history="1">
         <w:r>
           <w:rPr>
             <w:rStyle w:val="Hyperlink"/>
@@ -627,7 +626,15 @@
         <w:t>After some years</w:t>
       </w:r>
       <w:r>
-        <w:t xml:space="preserve"> at Sandroyd preparatory school</w:t>
+        <w:t xml:space="preserve"> at </w:t>
+      </w:r>
+      <w:proofErr w:type="spellStart"/>
+      <w:r>
+        <w:t>Sandroyd</w:t>
+      </w:r>
+      <w:proofErr w:type="spellEnd"/>
+      <w:r>
+        <w:t xml:space="preserve"> preparatory school</w:t>
       </w:r>
       <w:r>
         <w:t>, then housed in Cobham, Surrey</w:t>
@@ -726,7 +733,15 @@
         <w:t>The late 1930s</w:t>
       </w:r>
       <w:r>
-        <w:t xml:space="preserve"> saw a number of incisi</w:t>
+        <w:t xml:space="preserve"> saw </w:t>
+      </w:r>
+      <w:proofErr w:type="gramStart"/>
+      <w:r>
+        <w:t>a number of</w:t>
+      </w:r>
+      <w:proofErr w:type="gramEnd"/>
+      <w:r>
+        <w:t xml:space="preserve"> incisi</w:t>
       </w:r>
       <w:r>
         <w:t>ve changes in Carrington</w:t>
@@ -837,8 +852,13 @@
         <w:t xml:space="preserve">. </w:t>
       </w:r>
       <w:r>
-        <w:t>During the next months</w:t>
-      </w:r>
+        <w:t xml:space="preserve">During the next </w:t>
+      </w:r>
+      <w:proofErr w:type="spellStart"/>
+      <w:r>
+        <w:t>months</w:t>
+      </w:r>
+      <w:proofErr w:type="spellEnd"/>
       <w:r>
         <w:t xml:space="preserve"> Ca</w:t>
       </w:r>
@@ -876,7 +896,11 @@
         <w:t xml:space="preserve">found himself </w:t>
       </w:r>
       <w:r>
-        <w:t xml:space="preserve">in northern Germany. In March </w:t>
+        <w:t xml:space="preserve">in northern Germany. In </w:t>
+      </w:r>
+      <w:r>
+        <w:lastRenderedPageBreak/>
+        <w:t xml:space="preserve">March </w:t>
       </w:r>
       <w:r>
         <w:t>1945</w:t>
@@ -900,11 +924,7 @@
         <w:t>26</w:t>
       </w:r>
       <w:r>
-        <w:t xml:space="preserve">, he took </w:t>
-      </w:r>
-      <w:r>
-        <w:lastRenderedPageBreak/>
-        <w:t>his father’s seat in the House of Lords in late 1945</w:t>
+        <w:t>, he took his father’s seat in the House of Lords in late 1945</w:t>
       </w:r>
       <w:r>
         <w:t>. This</w:t>
@@ -946,7 +966,15 @@
         <w:t>being</w:t>
       </w:r>
       <w:r>
-        <w:t xml:space="preserve"> elected into the Buckinghamshire Cou</w:t>
+        <w:t xml:space="preserve"> elected </w:t>
+      </w:r>
+      <w:proofErr w:type="gramStart"/>
+      <w:r>
+        <w:t>into</w:t>
+      </w:r>
+      <w:proofErr w:type="gramEnd"/>
+      <w:r>
+        <w:t xml:space="preserve"> the Buckinghamshire Cou</w:t>
       </w:r>
       <w:r>
         <w:t>nty Council</w:t>
@@ -1039,7 +1067,15 @@
         <w:t>ington became involv</w:t>
       </w:r>
       <w:r>
-        <w:t>ed in the Crichel Down Affair, revolving around estates in Dorset acquired by the government as a testing site for the Roya</w:t>
+        <w:t xml:space="preserve">ed in the </w:t>
+      </w:r>
+      <w:proofErr w:type="spellStart"/>
+      <w:r>
+        <w:t>Crichel</w:t>
+      </w:r>
+      <w:proofErr w:type="spellEnd"/>
+      <w:r>
+        <w:t xml:space="preserve"> Down Affair, revolving around estates in Dorset acquired by the government as a testing site for the Roya</w:t>
       </w:r>
       <w:r>
         <w:t xml:space="preserve">l Air Force prior to the war. As </w:t>
@@ -1060,7 +1096,15 @@
         <w:t xml:space="preserve">to </w:t>
       </w:r>
       <w:r>
-        <w:t>the Ministry of Agriculture and Fisheries, Churchill’s wartime promise of returning res</w:t>
+        <w:t xml:space="preserve">the Ministry of Agriculture and Fisheries, Churchill’s wartime </w:t>
+      </w:r>
+      <w:proofErr w:type="gramStart"/>
+      <w:r>
+        <w:t>promise</w:t>
+      </w:r>
+      <w:proofErr w:type="gramEnd"/>
+      <w:r>
+        <w:t xml:space="preserve"> of returning res</w:t>
       </w:r>
       <w:r>
         <w:t>pective estates to their</w:t>
@@ -1189,7 +1233,15 @@
         <w:t>His family’s ties to Australia</w:t>
       </w:r>
       <w:r>
-        <w:t xml:space="preserve"> (his great-uncle Charles had been Governor of New South Wales and his father </w:t>
+        <w:t xml:space="preserve"> (his great-uncle Charles had been Governor of </w:t>
+      </w:r>
+      <w:proofErr w:type="gramStart"/>
+      <w:r>
+        <w:t>New South Wales</w:t>
+      </w:r>
+      <w:proofErr w:type="gramEnd"/>
+      <w:r>
+        <w:t xml:space="preserve"> and his father </w:t>
       </w:r>
       <w:r>
         <w:t>was</w:t>
@@ -1459,8 +1511,13 @@
         <w:t xml:space="preserve">After </w:t>
       </w:r>
       <w:r>
-        <w:t>his four years at the Admiralty</w:t>
-      </w:r>
+        <w:t xml:space="preserve">his four years at the </w:t>
+      </w:r>
+      <w:proofErr w:type="gramStart"/>
+      <w:r>
+        <w:t>Admiralty</w:t>
+      </w:r>
+      <w:proofErr w:type="gramEnd"/>
       <w:r>
         <w:t xml:space="preserve"> </w:t>
       </w:r>
@@ -1486,7 +1543,15 @@
         <w:t xml:space="preserve">Alec </w:t>
       </w:r>
       <w:r>
-        <w:t>Douglas-Home and also, for</w:t>
+        <w:t xml:space="preserve">Douglas-Home </w:t>
+      </w:r>
+      <w:proofErr w:type="gramStart"/>
+      <w:r>
+        <w:t>and also</w:t>
+      </w:r>
+      <w:proofErr w:type="gramEnd"/>
+      <w:r>
+        <w:t>, for</w:t>
       </w:r>
       <w:r>
         <w:t xml:space="preserve"> the same</w:t>
@@ -1516,8 +1581,13 @@
         <w:t>Du</w:t>
       </w:r>
       <w:r>
-        <w:t>ring his time in the opposition</w:t>
-      </w:r>
+        <w:t xml:space="preserve">ring his time in the </w:t>
+      </w:r>
+      <w:proofErr w:type="gramStart"/>
+      <w:r>
+        <w:t>opposition</w:t>
+      </w:r>
+      <w:proofErr w:type="gramEnd"/>
       <w:r>
         <w:t xml:space="preserve"> </w:t>
       </w:r>
@@ -1606,7 +1676,11 @@
         <w:t xml:space="preserve"> compensated for by his appointment as Secretary of State for Foreign and C</w:t>
       </w:r>
       <w:r>
-        <w:t xml:space="preserve">ommonwealth Affairs after Margaret Thatcher had become Prime Minister in May 1979. </w:t>
+        <w:t xml:space="preserve">ommonwealth Affairs after Margaret Thatcher had become Prime </w:t>
+      </w:r>
+      <w:r>
+        <w:lastRenderedPageBreak/>
+        <w:t xml:space="preserve">Minister in May 1979. </w:t>
       </w:r>
       <w:r>
         <w:t xml:space="preserve">According to </w:t>
@@ -1636,11 +1710,7 @@
         <w:t>‘</w:t>
       </w:r>
       <w:r>
-        <w:t xml:space="preserve">the job I had wanted all </w:t>
-      </w:r>
-      <w:r>
-        <w:lastRenderedPageBreak/>
-        <w:t>my life, the summit of my political ambitions’</w:t>
+        <w:t>the job I had wanted all my life, the summit of my political ambitions’</w:t>
       </w:r>
       <w:r>
         <w:t>.</w:t>
@@ -1727,7 +1797,15 @@
         <w:t>ington, the conference finally</w:t>
       </w:r>
       <w:r>
-        <w:t xml:space="preserve"> brought to an end the Rhodesian Bush War and</w:t>
+        <w:t xml:space="preserve"> </w:t>
+      </w:r>
+      <w:proofErr w:type="gramStart"/>
+      <w:r>
+        <w:t>brought to an end</w:t>
+      </w:r>
+      <w:proofErr w:type="gramEnd"/>
+      <w:r>
+        <w:t xml:space="preserve"> the Rhodesian Bush War and</w:t>
       </w:r>
       <w:r>
         <w:t xml:space="preserve"> recognized </w:t>
@@ -1799,7 +1877,15 @@
         <w:t xml:space="preserve">(UK) </w:t>
       </w:r>
       <w:r>
-        <w:t>had joined the European Economic Community (EEC) in January 1973, British-European relations loomed large during Car</w:t>
+        <w:t xml:space="preserve">had joined the European Economic Community (EEC) in January 1973, </w:t>
+      </w:r>
+      <w:proofErr w:type="gramStart"/>
+      <w:r>
+        <w:t>British-European</w:t>
+      </w:r>
+      <w:proofErr w:type="gramEnd"/>
+      <w:r>
+        <w:t xml:space="preserve"> relations loomed large during Car</w:t>
       </w:r>
       <w:r>
         <w:t>r</w:t>
@@ -1922,7 +2008,15 @@
         <w:t>h</w:t>
       </w:r>
       <w:r>
-        <w:t>is years in office he</w:t>
+        <w:t xml:space="preserve">is years in </w:t>
+      </w:r>
+      <w:proofErr w:type="gramStart"/>
+      <w:r>
+        <w:t>office</w:t>
+      </w:r>
+      <w:proofErr w:type="gramEnd"/>
+      <w:r>
+        <w:t xml:space="preserve"> he</w:t>
       </w:r>
       <w:r>
         <w:t xml:space="preserve"> ‘spent more than eighty per cent of his time on matters directly or indirectly</w:t>
@@ -2278,11 +2372,16 @@
       <w:r>
         <w:t xml:space="preserve"> </w:t>
       </w:r>
+      <w:proofErr w:type="gramStart"/>
       <w:r>
         <w:t>with regard</w:t>
       </w:r>
       <w:r>
-        <w:t xml:space="preserve"> to the British resolv</w:t>
+        <w:t xml:space="preserve"> to</w:t>
+      </w:r>
+      <w:proofErr w:type="gramEnd"/>
+      <w:r>
+        <w:t xml:space="preserve"> the British resolv</w:t>
       </w:r>
       <w:r>
         <w:t>e in the matter</w:t>
@@ -2414,7 +2513,15 @@
         <w:t>Kissinger had</w:t>
       </w:r>
       <w:r>
-        <w:t xml:space="preserve"> founded in 1982. Moreover he became Chairman of the Trustees of the Victoria a</w:t>
+        <w:t xml:space="preserve"> founded in 1982. </w:t>
+      </w:r>
+      <w:proofErr w:type="gramStart"/>
+      <w:r>
+        <w:t>Moreover</w:t>
+      </w:r>
+      <w:proofErr w:type="gramEnd"/>
+      <w:r>
+        <w:t xml:space="preserve"> he became Chairman of the Trustees of the Victoria a</w:t>
       </w:r>
       <w:r>
         <w:t>nd Albert Museum in</w:t>
@@ -2528,10 +2635,19 @@
         <w:t>widely respected</w:t>
       </w:r>
       <w:r>
-        <w:t xml:space="preserve"> elder statesman and </w:t>
-      </w:r>
-      <w:r>
-        <w:t xml:space="preserve">also </w:t>
+        <w:t xml:space="preserve"> elder statesman </w:t>
+      </w:r>
+      <w:proofErr w:type="gramStart"/>
+      <w:r>
+        <w:lastRenderedPageBreak/>
+        <w:t xml:space="preserve">and </w:t>
+      </w:r>
+      <w:r>
+        <w:t>also</w:t>
+      </w:r>
+      <w:proofErr w:type="gramEnd"/>
+      <w:r>
+        <w:t xml:space="preserve"> </w:t>
       </w:r>
       <w:r>
         <w:t xml:space="preserve">paying tribute to </w:t>
@@ -2543,11 +2659,7 @@
         <w:t xml:space="preserve">national sensitivities, </w:t>
       </w:r>
       <w:r>
-        <w:t xml:space="preserve">NATO member countries finally </w:t>
-      </w:r>
-      <w:r>
-        <w:lastRenderedPageBreak/>
-        <w:t>agreed upon Carrington</w:t>
+        <w:t>NATO member countries finally agreed upon Carrington</w:t>
       </w:r>
       <w:r>
         <w:t>, who proved ‘the only candidate of stature available’ (Cosgrave 1985: 164)</w:t>
@@ -2556,7 +2668,15 @@
         <w:t xml:space="preserve">. </w:t>
       </w:r>
       <w:r>
-        <w:t>Upon taking office as NATO’s sixth Secretary General on 25 June 1984 h</w:t>
+        <w:t xml:space="preserve">Upon taking office as NATO’s sixth Secretary General on </w:t>
+      </w:r>
+      <w:proofErr w:type="gramStart"/>
+      <w:r>
+        <w:t>25 June 1984</w:t>
+      </w:r>
+      <w:proofErr w:type="gramEnd"/>
+      <w:r>
+        <w:t xml:space="preserve"> h</w:t>
       </w:r>
       <w:r>
         <w:t>e</w:t>
@@ -2702,11 +2822,16 @@
       <w:r>
         <w:t xml:space="preserve"> sought </w:t>
       </w:r>
+      <w:proofErr w:type="gramStart"/>
       <w:r>
         <w:t xml:space="preserve">in particular </w:t>
       </w:r>
       <w:r>
-        <w:t>to improve East-West relations</w:t>
+        <w:t>to</w:t>
+      </w:r>
+      <w:proofErr w:type="gramEnd"/>
+      <w:r>
+        <w:t xml:space="preserve"> improve East-West relations</w:t>
       </w:r>
       <w:r>
         <w:t xml:space="preserve">, </w:t>
@@ -2826,7 +2951,15 @@
         <w:t xml:space="preserve">Gorbachev in Geneva (1985) and Reykjavík (1987). </w:t>
       </w:r>
       <w:r>
-        <w:t xml:space="preserve">At the same time he cautioned against excessive expectations and </w:t>
+        <w:t xml:space="preserve">At the same </w:t>
+      </w:r>
+      <w:proofErr w:type="gramStart"/>
+      <w:r>
+        <w:t>time</w:t>
+      </w:r>
+      <w:proofErr w:type="gramEnd"/>
+      <w:r>
+        <w:t xml:space="preserve"> he cautioned against excessive expectations and </w:t>
       </w:r>
       <w:r>
         <w:t>anticipated</w:t>
@@ -2937,12 +3070,26 @@
         <w:rPr>
           <w:color w:val="000000" w:themeColor="text1"/>
         </w:rPr>
-        <w:t xml:space="preserve">ted in Gwertzman 1984). Thus, while </w:t>
-      </w:r>
+        <w:t xml:space="preserve">ted in </w:t>
+      </w:r>
+      <w:proofErr w:type="spellStart"/>
       <w:r>
         <w:rPr>
           <w:color w:val="000000" w:themeColor="text1"/>
         </w:rPr>
+        <w:t>Gwertzman</w:t>
+      </w:r>
+      <w:proofErr w:type="spellEnd"/>
+      <w:r>
+        <w:rPr>
+          <w:color w:val="000000" w:themeColor="text1"/>
+        </w:rPr>
+        <w:t xml:space="preserve"> 1984). Thus, while </w:t>
+      </w:r>
+      <w:r>
+        <w:rPr>
+          <w:color w:val="000000" w:themeColor="text1"/>
+        </w:rPr>
         <w:t xml:space="preserve">furthering </w:t>
       </w:r>
       <w:r>
@@ -3093,7 +3240,15 @@
         <w:t>A</w:t>
       </w:r>
       <w:r>
-        <w:t xml:space="preserve">lliance that had come under strain in face of ‘pressures from the U.S. Congress, which in the mid-1980s placed considerable demands on the European allies to increase their defense spending’ (Hendrickson 2006: 35). </w:t>
+        <w:t xml:space="preserve">lliance that had come under strain in face of ‘pressures from the U.S. Congress, which in the mid-1980s placed considerable demands on the European allies to increase their </w:t>
+      </w:r>
+      <w:proofErr w:type="spellStart"/>
+      <w:r>
+        <w:t>defense</w:t>
+      </w:r>
+      <w:proofErr w:type="spellEnd"/>
+      <w:r>
+        <w:t xml:space="preserve"> spending’ (Hendrickson 2006: 35). </w:t>
       </w:r>
       <w:r>
         <w:t xml:space="preserve">‘Burden sharing’ thus became a popular catchphrase emphasizing </w:t>
@@ -3177,8 +3332,13 @@
         <w:t xml:space="preserve"> in</w:t>
       </w:r>
       <w:r>
-        <w:t xml:space="preserve"> the Department of Defense</w:t>
-      </w:r>
+        <w:t xml:space="preserve"> the Department of </w:t>
+      </w:r>
+      <w:proofErr w:type="spellStart"/>
+      <w:r>
+        <w:t>Defense</w:t>
+      </w:r>
+      <w:proofErr w:type="spellEnd"/>
       <w:r>
         <w:t>,</w:t>
       </w:r>
@@ -3288,8 +3448,13 @@
         <w:t>the genius of Peter Carrington turned the troop-withdrawal threat into a redoubling of Alliance ef</w:t>
       </w:r>
       <w:r>
-        <w:t>forts on conventional defense</w:t>
-      </w:r>
+        <w:t xml:space="preserve">forts on conventional </w:t>
+      </w:r>
+      <w:proofErr w:type="spellStart"/>
+      <w:r>
+        <w:t>defense</w:t>
+      </w:r>
+      <w:proofErr w:type="spellEnd"/>
       <w:r>
         <w:t>’</w:t>
       </w:r>
@@ -3315,7 +3480,15 @@
         <w:t xml:space="preserve">, </w:t>
       </w:r>
       <w:r>
-        <w:t xml:space="preserve">US Secretary of Defense Caspar Weinberger as well as Ambassador </w:t>
+        <w:t xml:space="preserve">US Secretary of </w:t>
+      </w:r>
+      <w:proofErr w:type="spellStart"/>
+      <w:r>
+        <w:t>Defense</w:t>
+      </w:r>
+      <w:proofErr w:type="spellEnd"/>
+      <w:r>
+        <w:t xml:space="preserve"> Caspar Weinberger as well as Ambassador </w:t>
       </w:r>
       <w:r>
         <w:t>Abshire</w:t>
@@ -3414,8 +3587,13 @@
         <w:t>sequence</w:t>
       </w:r>
       <w:r>
-        <w:t xml:space="preserve"> of disasters’</w:t>
-      </w:r>
+        <w:t xml:space="preserve"> of </w:t>
+      </w:r>
+      <w:proofErr w:type="gramStart"/>
+      <w:r>
+        <w:t>disasters’</w:t>
+      </w:r>
+      <w:proofErr w:type="gramEnd"/>
       <w:r>
         <w:t xml:space="preserve"> and Cosgra</w:t>
       </w:r>
@@ -3453,7 +3631,11 @@
         <w:t>Helmut Schmidt</w:t>
       </w:r>
       <w:r>
-        <w:t xml:space="preserve"> (1996: 273-274)</w:t>
+        <w:t xml:space="preserve"> (1996: </w:t>
+      </w:r>
+      <w:r>
+        <w:lastRenderedPageBreak/>
+        <w:t>273-274)</w:t>
       </w:r>
       <w:r>
         <w:t>, serving</w:t>
@@ -3471,11 +3653,7 @@
         <w:t xml:space="preserve"> as German Minister of D</w:t>
       </w:r>
       <w:r>
-        <w:t xml:space="preserve">efence </w:t>
-      </w:r>
-      <w:r>
-        <w:lastRenderedPageBreak/>
-        <w:t xml:space="preserve">in </w:t>
+        <w:t xml:space="preserve">efence in </w:t>
       </w:r>
       <w:r>
         <w:t xml:space="preserve">the </w:t>
@@ -3511,7 +3689,15 @@
         <w:t>Secretary General</w:t>
       </w:r>
       <w:r>
-        <w:t>. In particular, observers stress</w:t>
+        <w:t xml:space="preserve">. </w:t>
+      </w:r>
+      <w:proofErr w:type="gramStart"/>
+      <w:r>
+        <w:t>In particular, observers</w:t>
+      </w:r>
+      <w:proofErr w:type="gramEnd"/>
+      <w:r>
+        <w:t xml:space="preserve"> stress</w:t>
       </w:r>
       <w:r>
         <w:t>ed</w:t>
@@ -3690,8 +3876,13 @@
       <w:r>
         <w:t xml:space="preserve">held </w:t>
       </w:r>
-      <w:r>
-        <w:t xml:space="preserve">a number of business </w:t>
+      <w:proofErr w:type="gramStart"/>
+      <w:r>
+        <w:t>a number of</w:t>
+      </w:r>
+      <w:proofErr w:type="gramEnd"/>
+      <w:r>
+        <w:t xml:space="preserve"> business </w:t>
       </w:r>
       <w:r>
         <w:t>and</w:t>
@@ -3979,7 +4170,7 @@
       <w:r>
         <w:t xml:space="preserve"> </w:t>
       </w:r>
-      <w:hyperlink r:id="rId12" w:history="1">
+      <w:hyperlink r:id="rId11" w:history="1">
         <w:r>
           <w:rPr>
             <w:rStyle w:val="Hyperlink"/>
@@ -4081,7 +4272,7 @@
       <w:r>
         <w:t xml:space="preserve"> </w:t>
       </w:r>
-      <w:hyperlink r:id="rId13" w:history="1">
+      <w:hyperlink r:id="rId12" w:history="1">
         <w:r>
           <w:rPr>
             <w:rStyle w:val="Hyperlink"/>
@@ -4269,12 +4460,28 @@
       <w:r>
         <w:t xml:space="preserve"> in </w:t>
       </w:r>
+      <w:proofErr w:type="spellStart"/>
       <w:r>
         <w:rPr>
           <w:i/>
         </w:rPr>
-        <w:t>Nação e Defesa</w:t>
-      </w:r>
+        <w:t>Nação</w:t>
+      </w:r>
+      <w:proofErr w:type="spellEnd"/>
+      <w:r>
+        <w:rPr>
+          <w:i/>
+        </w:rPr>
+        <w:t xml:space="preserve"> e </w:t>
+      </w:r>
+      <w:proofErr w:type="spellStart"/>
+      <w:r>
+        <w:rPr>
+          <w:i/>
+        </w:rPr>
+        <w:t>Defesa</w:t>
+      </w:r>
+      <w:proofErr w:type="spellEnd"/>
       <w:r>
         <w:t>, XII/42, 1987, 1</w:t>
       </w:r>
@@ -4306,13 +4513,28 @@
         <w:t xml:space="preserve"> </w:t>
       </w:r>
       <w:r>
-        <w:t xml:space="preserve">‘La Seguridad de Europa’ in </w:t>
+        <w:t xml:space="preserve">‘La </w:t>
+      </w:r>
+      <w:proofErr w:type="spellStart"/>
+      <w:r>
+        <w:t>Seguridad</w:t>
+      </w:r>
+      <w:proofErr w:type="spellEnd"/>
+      <w:r>
+        <w:t xml:space="preserve"> de Europa’ in </w:t>
       </w:r>
       <w:r>
         <w:rPr>
           <w:i/>
         </w:rPr>
-        <w:t>Política Exterior</w:t>
+        <w:t xml:space="preserve">Política </w:t>
+      </w:r>
+      <w:r>
+        <w:rPr>
+          <w:i/>
+        </w:rPr>
+        <w:lastRenderedPageBreak/>
+        <w:t>Exterior</w:t>
       </w:r>
       <w:r>
         <w:t xml:space="preserve">, 1/1, Winter 1987, 28-36; </w:t>
@@ -4321,103 +4543,96 @@
         <w:rPr>
           <w:i/>
         </w:rPr>
-        <w:t xml:space="preserve">Third International Roundtable Conference: East-West </w:t>
+        <w:t>Third International Roundtable Conference: East-West Relations in the 1990s</w:t>
       </w:r>
       <w:r>
         <w:rPr>
           <w:i/>
         </w:rPr>
-        <w:lastRenderedPageBreak/>
-        <w:t>Relations in the 1990s</w:t>
+        <w:t xml:space="preserve"> – Politics and Technology: Oct. 9-10, 1987 The Hague</w:t>
+      </w:r>
+      <w:r>
+        <w:t>, Cambridge, MA 1988 (with K. Adelman);</w:t>
+      </w:r>
+      <w:r>
+        <w:t xml:space="preserve"> </w:t>
       </w:r>
       <w:r>
         <w:rPr>
           <w:i/>
         </w:rPr>
-        <w:t xml:space="preserve"> – Politics and Technology: Oct. 9-10, 1987 The Hague</w:t>
-      </w:r>
-      <w:r>
-        <w:t>, Cambridge, MA 1988 (with K. Adelman);</w:t>
-      </w:r>
-      <w:r>
-        <w:t xml:space="preserve"> </w:t>
+        <w:t>Reflect on Things Past: The Memoirs of Peter Lord Carrington</w:t>
+      </w:r>
+      <w:r>
+        <w:t>, London 1988,</w:t>
+      </w:r>
+      <w:r>
+        <w:t xml:space="preserve"> </w:t>
+      </w:r>
+      <w:r>
+        <w:t xml:space="preserve">published in the </w:t>
+      </w:r>
+      <w:r>
+        <w:t>US,</w:t>
+      </w:r>
+      <w:r>
+        <w:t xml:space="preserve"> with a foreword by H</w:t>
+      </w:r>
+      <w:r>
+        <w:t>.A. Kissinger,</w:t>
+      </w:r>
+      <w:r>
+        <w:t xml:space="preserve"> </w:t>
+      </w:r>
+      <w:r>
+        <w:t xml:space="preserve">as </w:t>
       </w:r>
       <w:r>
         <w:rPr>
           <w:i/>
         </w:rPr>
-        <w:t>Reflect on Things Past: The Memoirs of Peter Lord Carrington</w:t>
-      </w:r>
-      <w:r>
-        <w:t>, London 1988,</w:t>
-      </w:r>
-      <w:r>
-        <w:t xml:space="preserve"> </w:t>
-      </w:r>
-      <w:r>
-        <w:t xml:space="preserve">published in the </w:t>
-      </w:r>
-      <w:r>
-        <w:t>US,</w:t>
-      </w:r>
-      <w:r>
-        <w:t xml:space="preserve"> with a foreword by H</w:t>
-      </w:r>
-      <w:r>
-        <w:t>.A. Kissinger,</w:t>
-      </w:r>
-      <w:r>
-        <w:t xml:space="preserve"> </w:t>
-      </w:r>
-      <w:r>
-        <w:t xml:space="preserve">as </w:t>
+        <w:t>Reflecting on Things Past: The Memoirs of Peter Lord Carrington</w:t>
+      </w:r>
+      <w:r>
+        <w:t>, New York</w:t>
+      </w:r>
+      <w:r>
+        <w:t xml:space="preserve"> </w:t>
+      </w:r>
+      <w:r>
+        <w:t>1988</w:t>
+      </w:r>
+      <w:r>
+        <w:t xml:space="preserve"> </w:t>
+      </w:r>
+      <w:r>
+        <w:t>(</w:t>
+      </w:r>
+      <w:r>
+        <w:t xml:space="preserve">quotations </w:t>
+      </w:r>
+      <w:r>
+        <w:t xml:space="preserve">taken </w:t>
+      </w:r>
+      <w:r>
+        <w:t>from this edition</w:t>
+      </w:r>
+      <w:r>
+        <w:t>)</w:t>
+      </w:r>
+      <w:r>
+        <w:t>;</w:t>
+      </w:r>
+      <w:r>
+        <w:t xml:space="preserve"> </w:t>
+      </w:r>
+      <w:r>
+        <w:t xml:space="preserve">‘NATO: The Challenge of the Future’ in J.R. Golden et al. (Eds), </w:t>
       </w:r>
       <w:r>
         <w:rPr>
           <w:i/>
         </w:rPr>
-        <w:t>Reflecting on Things Past: The Memoirs of Peter Lord Carrington</w:t>
-      </w:r>
-      <w:r>
-        <w:t>, New York</w:t>
-      </w:r>
-      <w:r>
-        <w:t xml:space="preserve"> </w:t>
-      </w:r>
-      <w:r>
-        <w:t>1988</w:t>
-      </w:r>
-      <w:r>
-        <w:t xml:space="preserve"> </w:t>
-      </w:r>
-      <w:r>
-        <w:t>(</w:t>
-      </w:r>
-      <w:r>
-        <w:t xml:space="preserve">quotations </w:t>
-      </w:r>
-      <w:r>
-        <w:t xml:space="preserve">taken </w:t>
-      </w:r>
-      <w:r>
-        <w:t>from this edition</w:t>
-      </w:r>
-      <w:r>
-        <w:t>)</w:t>
-      </w:r>
-      <w:r>
-        <w:t>;</w:t>
-      </w:r>
-      <w:r>
-        <w:t xml:space="preserve"> </w:t>
-      </w:r>
-      <w:r>
-        <w:t xml:space="preserve">‘NATO: The Challenge of the Future’ in J.R. Golden et al. (Eds), </w:t>
-      </w:r>
-      <w:r>
-        <w:rPr>
-          <w:i/>
-        </w:rPr>
         <w:t>NATO at Forty: Change, Continuity, and Prospects</w:t>
       </w:r>
       <w:r>
@@ -4438,7 +4653,7 @@
       <w:r>
         <w:t xml:space="preserve"> </w:t>
       </w:r>
-      <w:hyperlink r:id="rId14" w:history="1">
+      <w:hyperlink r:id="rId13" w:history="1">
         <w:r>
           <w:rPr>
             <w:rStyle w:val="Hyperlink"/>
@@ -4608,7 +4823,7 @@
       <w:r>
         <w:t xml:space="preserve">, 15 December 1984, available at </w:t>
       </w:r>
-      <w:hyperlink r:id="rId15" w:history="1">
+      <w:hyperlink r:id="rId14" w:history="1">
         <w:r>
           <w:rPr>
             <w:rStyle w:val="Hyperlink"/>
@@ -4671,7 +4886,7 @@
       <w:r>
         <w:t xml:space="preserve">, 8 October 1985, available at </w:t>
       </w:r>
-      <w:hyperlink r:id="rId16" w:history="1">
+      <w:hyperlink r:id="rId15" w:history="1">
         <w:r>
           <w:rPr>
             <w:rStyle w:val="Hyperlink"/>
@@ -4717,7 +4932,21 @@
         <w:rPr>
           <w:i/>
         </w:rPr>
-        <w:t>The Mystery of Crichel Down</w:t>
+        <w:t xml:space="preserve">The Mystery of </w:t>
+      </w:r>
+      <w:proofErr w:type="spellStart"/>
+      <w:r>
+        <w:rPr>
+          <w:i/>
+        </w:rPr>
+        <w:t>Crichel</w:t>
+      </w:r>
+      <w:proofErr w:type="spellEnd"/>
+      <w:r>
+        <w:rPr>
+          <w:i/>
+        </w:rPr>
+        <w:t xml:space="preserve"> Down</w:t>
       </w:r>
       <w:r>
         <w:t>, Oxford 1986;</w:t>
@@ -4764,7 +4993,7 @@
       <w:r>
         <w:t xml:space="preserve">, 9 June 1988, available at </w:t>
       </w:r>
-      <w:hyperlink r:id="rId17" w:history="1">
+      <w:hyperlink r:id="rId16" w:history="1">
         <w:r>
           <w:rPr>
             <w:rStyle w:val="Hyperlink"/>
@@ -4856,7 +5085,7 @@
       <w:r>
         <w:t xml:space="preserve"> 29 March 1990, available at </w:t>
       </w:r>
-      <w:hyperlink r:id="rId18" w:history="1">
+      <w:hyperlink r:id="rId17" w:history="1">
         <w:r>
           <w:rPr>
             <w:rStyle w:val="Hyperlink"/>
@@ -4908,8 +5137,30 @@
         <w:rPr>
           <w:i/>
         </w:rPr>
-        <w:t>Weggefährten: Erinnerungen und Reflexionen</w:t>
-      </w:r>
+        <w:t xml:space="preserve">Weggefährten: </w:t>
+      </w:r>
+      <w:proofErr w:type="spellStart"/>
+      <w:r>
+        <w:rPr>
+          <w:i/>
+        </w:rPr>
+        <w:t>Erinnerungen</w:t>
+      </w:r>
+      <w:proofErr w:type="spellEnd"/>
+      <w:r>
+        <w:rPr>
+          <w:i/>
+        </w:rPr>
+        <w:t xml:space="preserve"> und </w:t>
+      </w:r>
+      <w:proofErr w:type="spellStart"/>
+      <w:r>
+        <w:rPr>
+          <w:i/>
+        </w:rPr>
+        <w:t>Reflexionen</w:t>
+      </w:r>
+      <w:proofErr w:type="spellEnd"/>
       <w:r>
         <w:t>,</w:t>
       </w:r>
@@ -4920,7 +5171,15 @@
         <w:t xml:space="preserve"> 1996; </w:t>
       </w:r>
       <w:r>
-        <w:t xml:space="preserve">D.M. Abshire, ‘Achieving Allied Cooperation on Conventional Defense’ in </w:t>
+        <w:t xml:space="preserve">D.M. Abshire, ‘Achieving Allied Cooperation on Conventional </w:t>
+      </w:r>
+      <w:proofErr w:type="spellStart"/>
+      <w:r>
+        <w:t>Defense</w:t>
+      </w:r>
+      <w:proofErr w:type="spellEnd"/>
+      <w:r>
+        <w:t xml:space="preserve">’ in </w:t>
       </w:r>
       <w:r>
         <w:rPr>
@@ -5108,7 +5367,7 @@
       <w:r>
         <w:t xml:space="preserve">‘Lord Carrington: NATO Secretary General, 1984-1988’, NATO, 2009, available at </w:t>
       </w:r>
-      <w:hyperlink r:id="rId19" w:history="1">
+      <w:hyperlink r:id="rId18" w:history="1">
         <w:r>
           <w:rPr>
             <w:rStyle w:val="Hyperlink"/>
@@ -5188,7 +5447,21 @@
         <w:rPr>
           <w:color w:val="262626"/>
         </w:rPr>
-        <w:t xml:space="preserve"> Carrington, 6th Baron, Baron Carrington of Bulcot Lodge’</w:t>
+        <w:t xml:space="preserve"> Carrington, 6th Baron, Baron Carrington of </w:t>
+      </w:r>
+      <w:proofErr w:type="spellStart"/>
+      <w:r>
+        <w:rPr>
+          <w:color w:val="262626"/>
+        </w:rPr>
+        <w:t>Bulcot</w:t>
+      </w:r>
+      <w:proofErr w:type="spellEnd"/>
+      <w:r>
+        <w:rPr>
+          <w:color w:val="262626"/>
+        </w:rPr>
+        <w:t xml:space="preserve"> Lodge’</w:t>
       </w:r>
       <w:r>
         <w:rPr>
@@ -5228,13 +5501,21 @@
         </w:rPr>
         <w:t xml:space="preserve"> </w:t>
       </w:r>
-      <w:hyperlink r:id="rId20" w:history="1">
+      <w:hyperlink r:id="rId19" w:history="1">
         <w:r>
           <w:rPr>
             <w:rStyle w:val="Hyperlink"/>
             <w:u w:val="none"/>
           </w:rPr>
-          <w:t>http://academic.eb.com/ EBchecked/topic/97052/Carrington-of-Upton-Peter-Carrington-6th-Baron-Baron-Carrington-of-Bulcot-Lodge/</w:t>
+          <w:t>http://academic.eb.com/ EBchecked/topic/97052/Carrington-of-Upton-Peter-Carrington-6th-Baron-Baron-Carrington-</w:t>
+        </w:r>
+        <w:r>
+          <w:rPr>
+            <w:rStyle w:val="Hyperlink"/>
+            <w:u w:val="none"/>
+          </w:rPr>
+          <w:lastRenderedPageBreak/>
+          <w:t>of-Bulcot-Lodge/</w:t>
         </w:r>
       </w:hyperlink>
       <w:r>
@@ -5261,7 +5542,7 @@
       <w:r>
         <w:t xml:space="preserve"> </w:t>
       </w:r>
-      <w:hyperlink r:id="rId21" w:history="1">
+      <w:hyperlink r:id="rId20" w:history="1">
         <w:r>
           <w:rPr>
             <w:rStyle w:val="Hyperlink"/>
@@ -5276,7 +5557,7 @@
       <w:r>
         <w:t xml:space="preserve">available at </w:t>
       </w:r>
-      <w:hyperlink r:id="rId22" w:history="1">
+      <w:hyperlink r:id="rId21" w:history="1">
         <w:r>
           <w:rPr>
             <w:rStyle w:val="Hyperlink"/>
@@ -5465,7 +5746,7 @@
       <w:r>
         <w:t xml:space="preserve">Eisenberg, </w:t>
       </w:r>
-      <w:hyperlink r:id="rId23" w:history="1">
+      <w:hyperlink r:id="rId22" w:history="1">
         <w:r>
           <w:rPr>
             <w:rStyle w:val="Hyperlink"/>
@@ -5487,10 +5768,10 @@
       </w:pPr>
     </w:p>
     <w:sectPr>
-      <w:headerReference w:type="even" r:id="rId24"/>
-      <w:headerReference w:type="default" r:id="rId25"/>
-      <w:footerReference w:type="even" r:id="rId26"/>
-      <w:footerReference w:type="default" r:id="rId27"/>
+      <w:headerReference w:type="even" r:id="rId23"/>
+      <w:headerReference w:type="default" r:id="rId24"/>
+      <w:footerReference w:type="even" r:id="rId25"/>
+      <w:footerReference w:type="default" r:id="rId26"/>
       <w:pgSz w:w="11900" w:h="16840"/>
       <w:pgMar w:top="1418" w:right="1418" w:bottom="1134" w:left="1418" w:header="709" w:footer="709" w:gutter="0"/>
       <w:cols w:space="720"/>
@@ -5501,7 +5782,7 @@
 </file>
 
 <file path=word/endnotes.xml><?xml version="1.0" encoding="utf-8"?>
-<w:endnotes xmlns:wpc="http://schemas.microsoft.com/office/word/2010/wordprocessingCanvas" xmlns:cx="http://schemas.microsoft.com/office/drawing/2014/chartex" xmlns:cx1="http://schemas.microsoft.com/office/drawing/2015/9/8/chartex" xmlns:cx2="http://schemas.microsoft.com/office/drawing/2015/10/21/chartex" xmlns:cx3="http://schemas.microsoft.com/office/drawing/2016/5/9/chartex" xmlns:cx4="http://schemas.microsoft.com/office/drawing/2016/5/10/chartex" xmlns:cx5="http://schemas.microsoft.com/office/drawing/2016/5/11/chartex" xmlns:cx6="http://schemas.microsoft.com/office/drawing/2016/5/12/chartex" xmlns:cx7="http://schemas.microsoft.com/office/drawing/2016/5/13/chartex" xmlns:cx8="http://schemas.microsoft.com/office/drawing/2016/5/14/chartex" xmlns:mc="http://schemas.openxmlformats.org/markup-compatibility/2006" xmlns:aink="http://schemas.microsoft.com/office/drawing/2016/ink" xmlns:am3d="http://schemas.microsoft.com/office/drawing/2017/model3d" xmlns:o="urn:schemas-microsoft-com:office:office" xmlns:oel="http://schemas.microsoft.com/office/2019/extlst" xmlns:r="http://schemas.openxmlformats.org/officeDocument/2006/relationships" xmlns:m="http://schemas.openxmlformats.org/officeDocument/2006/math" xmlns:v="urn:schemas-microsoft-com:vml" xmlns:wp14="http://schemas.microsoft.com/office/word/2010/wordprocessingDrawing" xmlns:wp="http://schemas.openxmlformats.org/drawingml/2006/wordprocessingDrawing" xmlns:w10="urn:schemas-microsoft-com:office:word" xmlns:w="http://schemas.openxmlformats.org/wordprocessingml/2006/main" xmlns:w14="http://schemas.microsoft.com/office/word/2010/wordml" xmlns:w15="http://schemas.microsoft.com/office/word/2012/wordml" xmlns:w16cex="http://schemas.microsoft.com/office/word/2018/wordml/cex" xmlns:w16cid="http://schemas.microsoft.com/office/word/2016/wordml/cid" xmlns:w16="http://schemas.microsoft.com/office/word/2018/wordml" xmlns:w16du="http://schemas.microsoft.com/office/word/2023/wordml/word16du" xmlns:w16sdtdh="http://schemas.microsoft.com/office/word/2020/wordml/sdtdatahash" xmlns:w16sdtfl="http://schemas.microsoft.com/office/word/2024/wordml/sdtformatlock" xmlns:w16se="http://schemas.microsoft.com/office/word/2015/wordml/symex" xmlns:wpg="http://schemas.microsoft.com/office/word/2010/wordprocessingGroup" xmlns:wpi="http://schemas.microsoft.com/office/word/2010/wordprocessingInk" xmlns:wne="http://schemas.microsoft.com/office/word/2006/wordml" xmlns:wps="http://schemas.microsoft.com/office/word/2010/wordprocessingShape" mc:Ignorable="w14 w15 w16se w16cid w16 w16cex w16sdtdh w16sdtfl w16du wp14">
+<w:endnotes xmlns:wpc="http://schemas.microsoft.com/office/word/2010/wordprocessingCanvas" xmlns:cx="http://schemas.microsoft.com/office/drawing/2014/chartex" xmlns:cx1="http://schemas.microsoft.com/office/drawing/2015/9/8/chartex" xmlns:cx2="http://schemas.microsoft.com/office/drawing/2015/10/21/chartex" xmlns:cx3="http://schemas.microsoft.com/office/drawing/2016/5/9/chartex" xmlns:cx4="http://schemas.microsoft.com/office/drawing/2016/5/10/chartex" xmlns:cx5="http://schemas.microsoft.com/office/drawing/2016/5/11/chartex" xmlns:cx6="http://schemas.microsoft.com/office/drawing/2016/5/12/chartex" xmlns:cx7="http://schemas.microsoft.com/office/drawing/2016/5/13/chartex" xmlns:cx8="http://schemas.microsoft.com/office/drawing/2016/5/14/chartex" xmlns:mc="http://schemas.openxmlformats.org/markup-compatibility/2006" xmlns:m="http://schemas.openxmlformats.org/officeDocument/2006/math" xmlns:aink="http://schemas.microsoft.com/office/drawing/2016/ink" xmlns:am3d="http://schemas.microsoft.com/office/drawing/2017/model3d" xmlns:oel="http://schemas.microsoft.com/office/2019/extlst" xmlns:r="http://schemas.openxmlformats.org/officeDocument/2006/relationships" xmlns:wp14="http://schemas.microsoft.com/office/word/2010/wordprocessingDrawing" xmlns:wp="http://schemas.openxmlformats.org/drawingml/2006/wordprocessingDrawing" xmlns:wpg="http://schemas.microsoft.com/office/word/2010/wordprocessingGroup" xmlns:wpi="http://schemas.microsoft.com/office/word/2010/wordprocessingInk" xmlns:wps="http://schemas.microsoft.com/office/word/2010/wordprocessingShape" xmlns:o="urn:schemas-microsoft-com:office:office" xmlns:v="urn:schemas-microsoft-com:vml" xmlns:w10="urn:schemas-microsoft-com:office:word" xmlns:w="http://schemas.openxmlformats.org/wordprocessingml/2006/main" xmlns:w14="http://schemas.microsoft.com/office/word/2010/wordml" xmlns:w15="http://schemas.microsoft.com/office/word/2012/wordml" xmlns:w16cei="http://schemas.microsoft.com/office/word/2026/wordml/cei" xmlns:w16cex="http://schemas.microsoft.com/office/word/2018/wordml/cex" xmlns:w16cid="http://schemas.microsoft.com/office/word/2016/wordml/cid" xmlns:w16="http://schemas.microsoft.com/office/word/2018/wordml" xmlns:w16sdtdh="http://schemas.microsoft.com/office/word/2020/wordml/sdtdatahash" xmlns:w16sdtfl="http://schemas.microsoft.com/office/word/2024/wordml/sdtformatlock" xmlns:w16se="http://schemas.microsoft.com/office/word/2015/wordml/symex" xmlns:w16du="http://schemas.microsoft.com/office/word/2023/wordml/word16du" xmlns:wne="http://schemas.microsoft.com/office/word/2006/wordml" mc:Ignorable="w14 w15 w16se w16cid w16 w16cex w16sdtdh w16sdtfl w16du wp14">
   <w:endnote w:type="separator" w:id="-1">
     <w:p>
       <w:r>
@@ -5520,7 +5801,7 @@
 </file>
 
 <file path=word/footer1.xml><?xml version="1.0" encoding="utf-8"?>
-<w:ftr xmlns:wpc="http://schemas.microsoft.com/office/word/2010/wordprocessingCanvas" xmlns:cx="http://schemas.microsoft.com/office/drawing/2014/chartex" xmlns:cx1="http://schemas.microsoft.com/office/drawing/2015/9/8/chartex" xmlns:cx2="http://schemas.microsoft.com/office/drawing/2015/10/21/chartex" xmlns:cx3="http://schemas.microsoft.com/office/drawing/2016/5/9/chartex" xmlns:cx4="http://schemas.microsoft.com/office/drawing/2016/5/10/chartex" xmlns:cx5="http://schemas.microsoft.com/office/drawing/2016/5/11/chartex" xmlns:cx6="http://schemas.microsoft.com/office/drawing/2016/5/12/chartex" xmlns:cx7="http://schemas.microsoft.com/office/drawing/2016/5/13/chartex" xmlns:cx8="http://schemas.microsoft.com/office/drawing/2016/5/14/chartex" xmlns:mc="http://schemas.openxmlformats.org/markup-compatibility/2006" xmlns:aink="http://schemas.microsoft.com/office/drawing/2016/ink" xmlns:am3d="http://schemas.microsoft.com/office/drawing/2017/model3d" xmlns:o="urn:schemas-microsoft-com:office:office" xmlns:oel="http://schemas.microsoft.com/office/2019/extlst" xmlns:r="http://schemas.openxmlformats.org/officeDocument/2006/relationships" xmlns:m="http://schemas.openxmlformats.org/officeDocument/2006/math" xmlns:v="urn:schemas-microsoft-com:vml" xmlns:wp14="http://schemas.microsoft.com/office/word/2010/wordprocessingDrawing" xmlns:wp="http://schemas.openxmlformats.org/drawingml/2006/wordprocessingDrawing" xmlns:w10="urn:schemas-microsoft-com:office:word" xmlns:w="http://schemas.openxmlformats.org/wordprocessingml/2006/main" xmlns:w14="http://schemas.microsoft.com/office/word/2010/wordml" xmlns:w15="http://schemas.microsoft.com/office/word/2012/wordml" xmlns:w16cex="http://schemas.microsoft.com/office/word/2018/wordml/cex" xmlns:w16cid="http://schemas.microsoft.com/office/word/2016/wordml/cid" xmlns:w16="http://schemas.microsoft.com/office/word/2018/wordml" xmlns:w16du="http://schemas.microsoft.com/office/word/2023/wordml/word16du" xmlns:w16sdtdh="http://schemas.microsoft.com/office/word/2020/wordml/sdtdatahash" xmlns:w16sdtfl="http://schemas.microsoft.com/office/word/2024/wordml/sdtformatlock" xmlns:w16se="http://schemas.microsoft.com/office/word/2015/wordml/symex" xmlns:wpg="http://schemas.microsoft.com/office/word/2010/wordprocessingGroup" xmlns:wpi="http://schemas.microsoft.com/office/word/2010/wordprocessingInk" xmlns:wne="http://schemas.microsoft.com/office/word/2006/wordml" xmlns:wps="http://schemas.microsoft.com/office/word/2010/wordprocessingShape" mc:Ignorable="w14 w15 w16se w16cid w16 w16cex w16sdtdh w16sdtfl w16du wp14">
+<w:ftr xmlns:wpc="http://schemas.microsoft.com/office/word/2010/wordprocessingCanvas" xmlns:cx="http://schemas.microsoft.com/office/drawing/2014/chartex" xmlns:cx1="http://schemas.microsoft.com/office/drawing/2015/9/8/chartex" xmlns:cx2="http://schemas.microsoft.com/office/drawing/2015/10/21/chartex" xmlns:cx3="http://schemas.microsoft.com/office/drawing/2016/5/9/chartex" xmlns:cx4="http://schemas.microsoft.com/office/drawing/2016/5/10/chartex" xmlns:cx5="http://schemas.microsoft.com/office/drawing/2016/5/11/chartex" xmlns:cx6="http://schemas.microsoft.com/office/drawing/2016/5/12/chartex" xmlns:cx7="http://schemas.microsoft.com/office/drawing/2016/5/13/chartex" xmlns:cx8="http://schemas.microsoft.com/office/drawing/2016/5/14/chartex" xmlns:mc="http://schemas.openxmlformats.org/markup-compatibility/2006" xmlns:m="http://schemas.openxmlformats.org/officeDocument/2006/math" xmlns:aink="http://schemas.microsoft.com/office/drawing/2016/ink" xmlns:am3d="http://schemas.microsoft.com/office/drawing/2017/model3d" xmlns:oel="http://schemas.microsoft.com/office/2019/extlst" xmlns:r="http://schemas.openxmlformats.org/officeDocument/2006/relationships" xmlns:wp14="http://schemas.microsoft.com/office/word/2010/wordprocessingDrawing" xmlns:wp="http://schemas.openxmlformats.org/drawingml/2006/wordprocessingDrawing" xmlns:wpg="http://schemas.microsoft.com/office/word/2010/wordprocessingGroup" xmlns:wpi="http://schemas.microsoft.com/office/word/2010/wordprocessingInk" xmlns:wps="http://schemas.microsoft.com/office/word/2010/wordprocessingShape" xmlns:o="urn:schemas-microsoft-com:office:office" xmlns:v="urn:schemas-microsoft-com:vml" xmlns:w10="urn:schemas-microsoft-com:office:word" xmlns:w="http://schemas.openxmlformats.org/wordprocessingml/2006/main" xmlns:w14="http://schemas.microsoft.com/office/word/2010/wordml" xmlns:w15="http://schemas.microsoft.com/office/word/2012/wordml" xmlns:w16cei="http://schemas.microsoft.com/office/word/2026/wordml/cei" xmlns:w16cex="http://schemas.microsoft.com/office/word/2018/wordml/cex" xmlns:w16cid="http://schemas.microsoft.com/office/word/2016/wordml/cid" xmlns:w16="http://schemas.microsoft.com/office/word/2018/wordml" xmlns:w16sdtdh="http://schemas.microsoft.com/office/word/2020/wordml/sdtdatahash" xmlns:w16sdtfl="http://schemas.microsoft.com/office/word/2024/wordml/sdtformatlock" xmlns:w16se="http://schemas.microsoft.com/office/word/2015/wordml/symex" xmlns:w16du="http://schemas.microsoft.com/office/word/2023/wordml/word16du" xmlns:wne="http://schemas.microsoft.com/office/word/2006/wordml" mc:Ignorable="w14 w15 w16se w16cid w16 w16cex w16sdtdh w16sdtfl w16du wp14">
   <w:p>
     <w:pPr>
       <w:pStyle w:val="Voettekst"/>
@@ -5556,7 +5837,7 @@
 </file>
 
 <file path=word/footer2.xml><?xml version="1.0" encoding="utf-8"?>
-<w:ftr xmlns:wpc="http://schemas.microsoft.com/office/word/2010/wordprocessingCanvas" xmlns:cx="http://schemas.microsoft.com/office/drawing/2014/chartex" xmlns:cx1="http://schemas.microsoft.com/office/drawing/2015/9/8/chartex" xmlns:cx2="http://schemas.microsoft.com/office/drawing/2015/10/21/chartex" xmlns:cx3="http://schemas.microsoft.com/office/drawing/2016/5/9/chartex" xmlns:cx4="http://schemas.microsoft.com/office/drawing/2016/5/10/chartex" xmlns:cx5="http://schemas.microsoft.com/office/drawing/2016/5/11/chartex" xmlns:cx6="http://schemas.microsoft.com/office/drawing/2016/5/12/chartex" xmlns:cx7="http://schemas.microsoft.com/office/drawing/2016/5/13/chartex" xmlns:cx8="http://schemas.microsoft.com/office/drawing/2016/5/14/chartex" xmlns:mc="http://schemas.openxmlformats.org/markup-compatibility/2006" xmlns:aink="http://schemas.microsoft.com/office/drawing/2016/ink" xmlns:am3d="http://schemas.microsoft.com/office/drawing/2017/model3d" xmlns:o="urn:schemas-microsoft-com:office:office" xmlns:oel="http://schemas.microsoft.com/office/2019/extlst" xmlns:r="http://schemas.openxmlformats.org/officeDocument/2006/relationships" xmlns:m="http://schemas.openxmlformats.org/officeDocument/2006/math" xmlns:v="urn:schemas-microsoft-com:vml" xmlns:wp14="http://schemas.microsoft.com/office/word/2010/wordprocessingDrawing" xmlns:wp="http://schemas.openxmlformats.org/drawingml/2006/wordprocessingDrawing" xmlns:w10="urn:schemas-microsoft-com:office:word" xmlns:w="http://schemas.openxmlformats.org/wordprocessingml/2006/main" xmlns:w14="http://schemas.microsoft.com/office/word/2010/wordml" xmlns:w15="http://schemas.microsoft.com/office/word/2012/wordml" xmlns:w16cex="http://schemas.microsoft.com/office/word/2018/wordml/cex" xmlns:w16cid="http://schemas.microsoft.com/office/word/2016/wordml/cid" xmlns:w16="http://schemas.microsoft.com/office/word/2018/wordml" xmlns:w16du="http://schemas.microsoft.com/office/word/2023/wordml/word16du" xmlns:w16sdtdh="http://schemas.microsoft.com/office/word/2020/wordml/sdtdatahash" xmlns:w16sdtfl="http://schemas.microsoft.com/office/word/2024/wordml/sdtformatlock" xmlns:w16se="http://schemas.microsoft.com/office/word/2015/wordml/symex" xmlns:wpg="http://schemas.microsoft.com/office/word/2010/wordprocessingGroup" xmlns:wpi="http://schemas.microsoft.com/office/word/2010/wordprocessingInk" xmlns:wne="http://schemas.microsoft.com/office/word/2006/wordml" xmlns:wps="http://schemas.microsoft.com/office/word/2010/wordprocessingShape" mc:Ignorable="w14 w15 w16se w16cid w16 w16cex w16sdtdh w16sdtfl w16du wp14">
+<w:ftr xmlns:wpc="http://schemas.microsoft.com/office/word/2010/wordprocessingCanvas" xmlns:cx="http://schemas.microsoft.com/office/drawing/2014/chartex" xmlns:cx1="http://schemas.microsoft.com/office/drawing/2015/9/8/chartex" xmlns:cx2="http://schemas.microsoft.com/office/drawing/2015/10/21/chartex" xmlns:cx3="http://schemas.microsoft.com/office/drawing/2016/5/9/chartex" xmlns:cx4="http://schemas.microsoft.com/office/drawing/2016/5/10/chartex" xmlns:cx5="http://schemas.microsoft.com/office/drawing/2016/5/11/chartex" xmlns:cx6="http://schemas.microsoft.com/office/drawing/2016/5/12/chartex" xmlns:cx7="http://schemas.microsoft.com/office/drawing/2016/5/13/chartex" xmlns:cx8="http://schemas.microsoft.com/office/drawing/2016/5/14/chartex" xmlns:mc="http://schemas.openxmlformats.org/markup-compatibility/2006" xmlns:m="http://schemas.openxmlformats.org/officeDocument/2006/math" xmlns:aink="http://schemas.microsoft.com/office/drawing/2016/ink" xmlns:am3d="http://schemas.microsoft.com/office/drawing/2017/model3d" xmlns:oel="http://schemas.microsoft.com/office/2019/extlst" xmlns:r="http://schemas.openxmlformats.org/officeDocument/2006/relationships" xmlns:wp14="http://schemas.microsoft.com/office/word/2010/wordprocessingDrawing" xmlns:wp="http://schemas.openxmlformats.org/drawingml/2006/wordprocessingDrawing" xmlns:wpg="http://schemas.microsoft.com/office/word/2010/wordprocessingGroup" xmlns:wpi="http://schemas.microsoft.com/office/word/2010/wordprocessingInk" xmlns:wps="http://schemas.microsoft.com/office/word/2010/wordprocessingShape" xmlns:o="urn:schemas-microsoft-com:office:office" xmlns:v="urn:schemas-microsoft-com:vml" xmlns:w10="urn:schemas-microsoft-com:office:word" xmlns:w="http://schemas.openxmlformats.org/wordprocessingml/2006/main" xmlns:w14="http://schemas.microsoft.com/office/word/2010/wordml" xmlns:w15="http://schemas.microsoft.com/office/word/2012/wordml" xmlns:w16cei="http://schemas.microsoft.com/office/word/2026/wordml/cei" xmlns:w16cex="http://schemas.microsoft.com/office/word/2018/wordml/cex" xmlns:w16cid="http://schemas.microsoft.com/office/word/2016/wordml/cid" xmlns:w16="http://schemas.microsoft.com/office/word/2018/wordml" xmlns:w16sdtdh="http://schemas.microsoft.com/office/word/2020/wordml/sdtdatahash" xmlns:w16sdtfl="http://schemas.microsoft.com/office/word/2024/wordml/sdtformatlock" xmlns:w16se="http://schemas.microsoft.com/office/word/2015/wordml/symex" xmlns:w16du="http://schemas.microsoft.com/office/word/2023/wordml/word16du" xmlns:wne="http://schemas.microsoft.com/office/word/2006/wordml" mc:Ignorable="w14 w15 w16se w16cid w16 w16cex w16sdtdh w16sdtfl w16du wp14">
   <w:p>
     <w:pPr>
       <w:pStyle w:val="Voettekst"/>
@@ -5600,7 +5881,7 @@
 </file>
 
 <file path=word/footnotes.xml><?xml version="1.0" encoding="utf-8"?>
-<w:footnotes xmlns:wpc="http://schemas.microsoft.com/office/word/2010/wordprocessingCanvas" xmlns:cx="http://schemas.microsoft.com/office/drawing/2014/chartex" xmlns:cx1="http://schemas.microsoft.com/office/drawing/2015/9/8/chartex" xmlns:cx2="http://schemas.microsoft.com/office/drawing/2015/10/21/chartex" xmlns:cx3="http://schemas.microsoft.com/office/drawing/2016/5/9/chartex" xmlns:cx4="http://schemas.microsoft.com/office/drawing/2016/5/10/chartex" xmlns:cx5="http://schemas.microsoft.com/office/drawing/2016/5/11/chartex" xmlns:cx6="http://schemas.microsoft.com/office/drawing/2016/5/12/chartex" xmlns:cx7="http://schemas.microsoft.com/office/drawing/2016/5/13/chartex" xmlns:cx8="http://schemas.microsoft.com/office/drawing/2016/5/14/chartex" xmlns:mc="http://schemas.openxmlformats.org/markup-compatibility/2006" xmlns:aink="http://schemas.microsoft.com/office/drawing/2016/ink" xmlns:am3d="http://schemas.microsoft.com/office/drawing/2017/model3d" xmlns:o="urn:schemas-microsoft-com:office:office" xmlns:oel="http://schemas.microsoft.com/office/2019/extlst" xmlns:r="http://schemas.openxmlformats.org/officeDocument/2006/relationships" xmlns:m="http://schemas.openxmlformats.org/officeDocument/2006/math" xmlns:v="urn:schemas-microsoft-com:vml" xmlns:wp14="http://schemas.microsoft.com/office/word/2010/wordprocessingDrawing" xmlns:wp="http://schemas.openxmlformats.org/drawingml/2006/wordprocessingDrawing" xmlns:w10="urn:schemas-microsoft-com:office:word" xmlns:w="http://schemas.openxmlformats.org/wordprocessingml/2006/main" xmlns:w14="http://schemas.microsoft.com/office/word/2010/wordml" xmlns:w15="http://schemas.microsoft.com/office/word/2012/wordml" xmlns:w16cex="http://schemas.microsoft.com/office/word/2018/wordml/cex" xmlns:w16cid="http://schemas.microsoft.com/office/word/2016/wordml/cid" xmlns:w16="http://schemas.microsoft.com/office/word/2018/wordml" xmlns:w16du="http://schemas.microsoft.com/office/word/2023/wordml/word16du" xmlns:w16sdtdh="http://schemas.microsoft.com/office/word/2020/wordml/sdtdatahash" xmlns:w16sdtfl="http://schemas.microsoft.com/office/word/2024/wordml/sdtformatlock" xmlns:w16se="http://schemas.microsoft.com/office/word/2015/wordml/symex" xmlns:wpg="http://schemas.microsoft.com/office/word/2010/wordprocessingGroup" xmlns:wpi="http://schemas.microsoft.com/office/word/2010/wordprocessingInk" xmlns:wne="http://schemas.microsoft.com/office/word/2006/wordml" xmlns:wps="http://schemas.microsoft.com/office/word/2010/wordprocessingShape" mc:Ignorable="w14 w15 w16se w16cid w16 w16cex w16sdtdh w16sdtfl w16du wp14">
+<w:footnotes xmlns:wpc="http://schemas.microsoft.com/office/word/2010/wordprocessingCanvas" xmlns:cx="http://schemas.microsoft.com/office/drawing/2014/chartex" xmlns:cx1="http://schemas.microsoft.com/office/drawing/2015/9/8/chartex" xmlns:cx2="http://schemas.microsoft.com/office/drawing/2015/10/21/chartex" xmlns:cx3="http://schemas.microsoft.com/office/drawing/2016/5/9/chartex" xmlns:cx4="http://schemas.microsoft.com/office/drawing/2016/5/10/chartex" xmlns:cx5="http://schemas.microsoft.com/office/drawing/2016/5/11/chartex" xmlns:cx6="http://schemas.microsoft.com/office/drawing/2016/5/12/chartex" xmlns:cx7="http://schemas.microsoft.com/office/drawing/2016/5/13/chartex" xmlns:cx8="http://schemas.microsoft.com/office/drawing/2016/5/14/chartex" xmlns:mc="http://schemas.openxmlformats.org/markup-compatibility/2006" xmlns:m="http://schemas.openxmlformats.org/officeDocument/2006/math" xmlns:aink="http://schemas.microsoft.com/office/drawing/2016/ink" xmlns:am3d="http://schemas.microsoft.com/office/drawing/2017/model3d" xmlns:oel="http://schemas.microsoft.com/office/2019/extlst" xmlns:r="http://schemas.openxmlformats.org/officeDocument/2006/relationships" xmlns:wp14="http://schemas.microsoft.com/office/word/2010/wordprocessingDrawing" xmlns:wp="http://schemas.openxmlformats.org/drawingml/2006/wordprocessingDrawing" xmlns:wpg="http://schemas.microsoft.com/office/word/2010/wordprocessingGroup" xmlns:wpi="http://schemas.microsoft.com/office/word/2010/wordprocessingInk" xmlns:wps="http://schemas.microsoft.com/office/word/2010/wordprocessingShape" xmlns:o="urn:schemas-microsoft-com:office:office" xmlns:v="urn:schemas-microsoft-com:vml" xmlns:w10="urn:schemas-microsoft-com:office:word" xmlns:w="http://schemas.openxmlformats.org/wordprocessingml/2006/main" xmlns:w14="http://schemas.microsoft.com/office/word/2010/wordml" xmlns:w15="http://schemas.microsoft.com/office/word/2012/wordml" xmlns:w16cei="http://schemas.microsoft.com/office/word/2026/wordml/cei" xmlns:w16cex="http://schemas.microsoft.com/office/word/2018/wordml/cex" xmlns:w16cid="http://schemas.microsoft.com/office/word/2016/wordml/cid" xmlns:w16="http://schemas.microsoft.com/office/word/2018/wordml" xmlns:w16sdtdh="http://schemas.microsoft.com/office/word/2020/wordml/sdtdatahash" xmlns:w16sdtfl="http://schemas.microsoft.com/office/word/2024/wordml/sdtformatlock" xmlns:w16se="http://schemas.microsoft.com/office/word/2015/wordml/symex" xmlns:w16du="http://schemas.microsoft.com/office/word/2023/wordml/word16du" xmlns:wne="http://schemas.microsoft.com/office/word/2006/wordml" mc:Ignorable="w14 w15 w16se w16cid w16 w16cex w16sdtdh w16sdtfl w16du wp14">
   <w:footnote w:type="separator" w:id="-1">
     <w:p>
       <w:r>
@@ -5619,7 +5900,7 @@
 </file>
 
 <file path=word/header1.xml><?xml version="1.0" encoding="utf-8"?>
-<w:hdr xmlns:wpc="http://schemas.microsoft.com/office/word/2010/wordprocessingCanvas" xmlns:cx="http://schemas.microsoft.com/office/drawing/2014/chartex" xmlns:cx1="http://schemas.microsoft.com/office/drawing/2015/9/8/chartex" xmlns:cx2="http://schemas.microsoft.com/office/drawing/2015/10/21/chartex" xmlns:cx3="http://schemas.microsoft.com/office/drawing/2016/5/9/chartex" xmlns:cx4="http://schemas.microsoft.com/office/drawing/2016/5/10/chartex" xmlns:cx5="http://schemas.microsoft.com/office/drawing/2016/5/11/chartex" xmlns:cx6="http://schemas.microsoft.com/office/drawing/2016/5/12/chartex" xmlns:cx7="http://schemas.microsoft.com/office/drawing/2016/5/13/chartex" xmlns:cx8="http://schemas.microsoft.com/office/drawing/2016/5/14/chartex" xmlns:mc="http://schemas.openxmlformats.org/markup-compatibility/2006" xmlns:aink="http://schemas.microsoft.com/office/drawing/2016/ink" xmlns:am3d="http://schemas.microsoft.com/office/drawing/2017/model3d" xmlns:o="urn:schemas-microsoft-com:office:office" xmlns:oel="http://schemas.microsoft.com/office/2019/extlst" xmlns:r="http://schemas.openxmlformats.org/officeDocument/2006/relationships" xmlns:m="http://schemas.openxmlformats.org/officeDocument/2006/math" xmlns:v="urn:schemas-microsoft-com:vml" xmlns:wp14="http://schemas.microsoft.com/office/word/2010/wordprocessingDrawing" xmlns:wp="http://schemas.openxmlformats.org/drawingml/2006/wordprocessingDrawing" xmlns:w10="urn:schemas-microsoft-com:office:word" xmlns:w="http://schemas.openxmlformats.org/wordprocessingml/2006/main" xmlns:w14="http://schemas.microsoft.com/office/word/2010/wordml" xmlns:w15="http://schemas.microsoft.com/office/word/2012/wordml" xmlns:w16cex="http://schemas.microsoft.com/office/word/2018/wordml/cex" xmlns:w16cid="http://schemas.microsoft.com/office/word/2016/wordml/cid" xmlns:w16="http://schemas.microsoft.com/office/word/2018/wordml" xmlns:w16du="http://schemas.microsoft.com/office/word/2023/wordml/word16du" xmlns:w16sdtdh="http://schemas.microsoft.com/office/word/2020/wordml/sdtdatahash" xmlns:w16sdtfl="http://schemas.microsoft.com/office/word/2024/wordml/sdtformatlock" xmlns:w16se="http://schemas.microsoft.com/office/word/2015/wordml/symex" xmlns:wpg="http://schemas.microsoft.com/office/word/2010/wordprocessingGroup" xmlns:wpi="http://schemas.microsoft.com/office/word/2010/wordprocessingInk" xmlns:wne="http://schemas.microsoft.com/office/word/2006/wordml" xmlns:wps="http://schemas.microsoft.com/office/word/2010/wordprocessingShape" mc:Ignorable="w14 w15 w16se w16cid w16 w16cex w16sdtdh w16sdtfl w16du wp14">
+<w:hdr xmlns:wpc="http://schemas.microsoft.com/office/word/2010/wordprocessingCanvas" xmlns:cx="http://schemas.microsoft.com/office/drawing/2014/chartex" xmlns:cx1="http://schemas.microsoft.com/office/drawing/2015/9/8/chartex" xmlns:cx2="http://schemas.microsoft.com/office/drawing/2015/10/21/chartex" xmlns:cx3="http://schemas.microsoft.com/office/drawing/2016/5/9/chartex" xmlns:cx4="http://schemas.microsoft.com/office/drawing/2016/5/10/chartex" xmlns:cx5="http://schemas.microsoft.com/office/drawing/2016/5/11/chartex" xmlns:cx6="http://schemas.microsoft.com/office/drawing/2016/5/12/chartex" xmlns:cx7="http://schemas.microsoft.com/office/drawing/2016/5/13/chartex" xmlns:cx8="http://schemas.microsoft.com/office/drawing/2016/5/14/chartex" xmlns:mc="http://schemas.openxmlformats.org/markup-compatibility/2006" xmlns:m="http://schemas.openxmlformats.org/officeDocument/2006/math" xmlns:aink="http://schemas.microsoft.com/office/drawing/2016/ink" xmlns:am3d="http://schemas.microsoft.com/office/drawing/2017/model3d" xmlns:oel="http://schemas.microsoft.com/office/2019/extlst" xmlns:r="http://schemas.openxmlformats.org/officeDocument/2006/relationships" xmlns:wp14="http://schemas.microsoft.com/office/word/2010/wordprocessingDrawing" xmlns:wp="http://schemas.openxmlformats.org/drawingml/2006/wordprocessingDrawing" xmlns:wpg="http://schemas.microsoft.com/office/word/2010/wordprocessingGroup" xmlns:wpi="http://schemas.microsoft.com/office/word/2010/wordprocessingInk" xmlns:wps="http://schemas.microsoft.com/office/word/2010/wordprocessingShape" xmlns:o="urn:schemas-microsoft-com:office:office" xmlns:v="urn:schemas-microsoft-com:vml" xmlns:w10="urn:schemas-microsoft-com:office:word" xmlns:w="http://schemas.openxmlformats.org/wordprocessingml/2006/main" xmlns:w14="http://schemas.microsoft.com/office/word/2010/wordml" xmlns:w15="http://schemas.microsoft.com/office/word/2012/wordml" xmlns:w16cei="http://schemas.microsoft.com/office/word/2026/wordml/cei" xmlns:w16cex="http://schemas.microsoft.com/office/word/2018/wordml/cex" xmlns:w16cid="http://schemas.microsoft.com/office/word/2016/wordml/cid" xmlns:w16="http://schemas.microsoft.com/office/word/2018/wordml" xmlns:w16sdtdh="http://schemas.microsoft.com/office/word/2020/wordml/sdtdatahash" xmlns:w16sdtfl="http://schemas.microsoft.com/office/word/2024/wordml/sdtformatlock" xmlns:w16se="http://schemas.microsoft.com/office/word/2015/wordml/symex" xmlns:w16du="http://schemas.microsoft.com/office/word/2023/wordml/word16du" xmlns:wne="http://schemas.microsoft.com/office/word/2006/wordml" mc:Ignorable="w14 w15 w16se w16cid w16 w16cex w16sdtdh w16sdtfl w16du wp14">
   <w:p>
     <w:pPr>
       <w:pStyle w:val="Koptekst"/>
@@ -5655,7 +5936,7 @@
 </file>
 
 <file path=word/header2.xml><?xml version="1.0" encoding="utf-8"?>
-<w:hdr xmlns:wpc="http://schemas.microsoft.com/office/word/2010/wordprocessingCanvas" xmlns:cx="http://schemas.microsoft.com/office/drawing/2014/chartex" xmlns:cx1="http://schemas.microsoft.com/office/drawing/2015/9/8/chartex" xmlns:cx2="http://schemas.microsoft.com/office/drawing/2015/10/21/chartex" xmlns:cx3="http://schemas.microsoft.com/office/drawing/2016/5/9/chartex" xmlns:cx4="http://schemas.microsoft.com/office/drawing/2016/5/10/chartex" xmlns:cx5="http://schemas.microsoft.com/office/drawing/2016/5/11/chartex" xmlns:cx6="http://schemas.microsoft.com/office/drawing/2016/5/12/chartex" xmlns:cx7="http://schemas.microsoft.com/office/drawing/2016/5/13/chartex" xmlns:cx8="http://schemas.microsoft.com/office/drawing/2016/5/14/chartex" xmlns:mc="http://schemas.openxmlformats.org/markup-compatibility/2006" xmlns:aink="http://schemas.microsoft.com/office/drawing/2016/ink" xmlns:am3d="http://schemas.microsoft.com/office/drawing/2017/model3d" xmlns:o="urn:schemas-microsoft-com:office:office" xmlns:oel="http://schemas.microsoft.com/office/2019/extlst" xmlns:r="http://schemas.openxmlformats.org/officeDocument/2006/relationships" xmlns:m="http://schemas.openxmlformats.org/officeDocument/2006/math" xmlns:v="urn:schemas-microsoft-com:vml" xmlns:wp14="http://schemas.microsoft.com/office/word/2010/wordprocessingDrawing" xmlns:wp="http://schemas.openxmlformats.org/drawingml/2006/wordprocessingDrawing" xmlns:w10="urn:schemas-microsoft-com:office:word" xmlns:w="http://schemas.openxmlformats.org/wordprocessingml/2006/main" xmlns:w14="http://schemas.microsoft.com/office/word/2010/wordml" xmlns:w15="http://schemas.microsoft.com/office/word/2012/wordml" xmlns:w16cex="http://schemas.microsoft.com/office/word/2018/wordml/cex" xmlns:w16cid="http://schemas.microsoft.com/office/word/2016/wordml/cid" xmlns:w16="http://schemas.microsoft.com/office/word/2018/wordml" xmlns:w16du="http://schemas.microsoft.com/office/word/2023/wordml/word16du" xmlns:w16sdtdh="http://schemas.microsoft.com/office/word/2020/wordml/sdtdatahash" xmlns:w16sdtfl="http://schemas.microsoft.com/office/word/2024/wordml/sdtformatlock" xmlns:w16se="http://schemas.microsoft.com/office/word/2015/wordml/symex" xmlns:wpg="http://schemas.microsoft.com/office/word/2010/wordprocessingGroup" xmlns:wpi="http://schemas.microsoft.com/office/word/2010/wordprocessingInk" xmlns:wne="http://schemas.microsoft.com/office/word/2006/wordml" xmlns:wps="http://schemas.microsoft.com/office/word/2010/wordprocessingShape" mc:Ignorable="w14 w15 w16se w16cid w16 w16cex w16sdtdh w16sdtfl w16du wp14">
+<w:hdr xmlns:wpc="http://schemas.microsoft.com/office/word/2010/wordprocessingCanvas" xmlns:cx="http://schemas.microsoft.com/office/drawing/2014/chartex" xmlns:cx1="http://schemas.microsoft.com/office/drawing/2015/9/8/chartex" xmlns:cx2="http://schemas.microsoft.com/office/drawing/2015/10/21/chartex" xmlns:cx3="http://schemas.microsoft.com/office/drawing/2016/5/9/chartex" xmlns:cx4="http://schemas.microsoft.com/office/drawing/2016/5/10/chartex" xmlns:cx5="http://schemas.microsoft.com/office/drawing/2016/5/11/chartex" xmlns:cx6="http://schemas.microsoft.com/office/drawing/2016/5/12/chartex" xmlns:cx7="http://schemas.microsoft.com/office/drawing/2016/5/13/chartex" xmlns:cx8="http://schemas.microsoft.com/office/drawing/2016/5/14/chartex" xmlns:mc="http://schemas.openxmlformats.org/markup-compatibility/2006" xmlns:m="http://schemas.openxmlformats.org/officeDocument/2006/math" xmlns:aink="http://schemas.microsoft.com/office/drawing/2016/ink" xmlns:am3d="http://schemas.microsoft.com/office/drawing/2017/model3d" xmlns:oel="http://schemas.microsoft.com/office/2019/extlst" xmlns:r="http://schemas.openxmlformats.org/officeDocument/2006/relationships" xmlns:wp14="http://schemas.microsoft.com/office/word/2010/wordprocessingDrawing" xmlns:wp="http://schemas.openxmlformats.org/drawingml/2006/wordprocessingDrawing" xmlns:wpg="http://schemas.microsoft.com/office/word/2010/wordprocessingGroup" xmlns:wpi="http://schemas.microsoft.com/office/word/2010/wordprocessingInk" xmlns:wps="http://schemas.microsoft.com/office/word/2010/wordprocessingShape" xmlns:o="urn:schemas-microsoft-com:office:office" xmlns:v="urn:schemas-microsoft-com:vml" xmlns:w10="urn:schemas-microsoft-com:office:word" xmlns:w="http://schemas.openxmlformats.org/wordprocessingml/2006/main" xmlns:w14="http://schemas.microsoft.com/office/word/2010/wordml" xmlns:w15="http://schemas.microsoft.com/office/word/2012/wordml" xmlns:w16cei="http://schemas.microsoft.com/office/word/2026/wordml/cei" xmlns:w16cex="http://schemas.microsoft.com/office/word/2018/wordml/cex" xmlns:w16cid="http://schemas.microsoft.com/office/word/2016/wordml/cid" xmlns:w16="http://schemas.microsoft.com/office/word/2018/wordml" xmlns:w16sdtdh="http://schemas.microsoft.com/office/word/2020/wordml/sdtdatahash" xmlns:w16sdtfl="http://schemas.microsoft.com/office/word/2024/wordml/sdtformatlock" xmlns:w16se="http://schemas.microsoft.com/office/word/2015/wordml/symex" xmlns:w16du="http://schemas.microsoft.com/office/word/2023/wordml/word16du" xmlns:wne="http://schemas.microsoft.com/office/word/2006/wordml" mc:Ignorable="w14 w15 w16se w16cid w16 w16cex w16sdtdh w16sdtfl w16du wp14">
   <w:p>
     <w:pPr>
       <w:pStyle w:val="Koptekst"/>
@@ -5705,7 +5986,7 @@
 </file>
 
 <file path=word/numbering.xml><?xml version="1.0" encoding="utf-8"?>
-<w:numbering xmlns:wpc="http://schemas.microsoft.com/office/word/2010/wordprocessingCanvas" xmlns:cx="http://schemas.microsoft.com/office/drawing/2014/chartex" xmlns:cx1="http://schemas.microsoft.com/office/drawing/2015/9/8/chartex" xmlns:cx2="http://schemas.microsoft.com/office/drawing/2015/10/21/chartex" xmlns:cx3="http://schemas.microsoft.com/office/drawing/2016/5/9/chartex" xmlns:cx4="http://schemas.microsoft.com/office/drawing/2016/5/10/chartex" xmlns:cx5="http://schemas.microsoft.com/office/drawing/2016/5/11/chartex" xmlns:cx6="http://schemas.microsoft.com/office/drawing/2016/5/12/chartex" xmlns:cx7="http://schemas.microsoft.com/office/drawing/2016/5/13/chartex" xmlns:cx8="http://schemas.microsoft.com/office/drawing/2016/5/14/chartex" xmlns:mc="http://schemas.openxmlformats.org/markup-compatibility/2006" xmlns:aink="http://schemas.microsoft.com/office/drawing/2016/ink" xmlns:am3d="http://schemas.microsoft.com/office/drawing/2017/model3d" xmlns:o="urn:schemas-microsoft-com:office:office" xmlns:oel="http://schemas.microsoft.com/office/2019/extlst" xmlns:r="http://schemas.openxmlformats.org/officeDocument/2006/relationships" xmlns:m="http://schemas.openxmlformats.org/officeDocument/2006/math" xmlns:v="urn:schemas-microsoft-com:vml" xmlns:wp14="http://schemas.microsoft.com/office/word/2010/wordprocessingDrawing" xmlns:wp="http://schemas.openxmlformats.org/drawingml/2006/wordprocessingDrawing" xmlns:w10="urn:schemas-microsoft-com:office:word" xmlns:w="http://schemas.openxmlformats.org/wordprocessingml/2006/main" xmlns:w14="http://schemas.microsoft.com/office/word/2010/wordml" xmlns:w15="http://schemas.microsoft.com/office/word/2012/wordml" xmlns:w16cex="http://schemas.microsoft.com/office/word/2018/wordml/cex" xmlns:w16cid="http://schemas.microsoft.com/office/word/2016/wordml/cid" xmlns:w16="http://schemas.microsoft.com/office/word/2018/wordml" xmlns:w16du="http://schemas.microsoft.com/office/word/2023/wordml/word16du" xmlns:w16sdtdh="http://schemas.microsoft.com/office/word/2020/wordml/sdtdatahash" xmlns:w16sdtfl="http://schemas.microsoft.com/office/word/2024/wordml/sdtformatlock" xmlns:w16se="http://schemas.microsoft.com/office/word/2015/wordml/symex" xmlns:wpg="http://schemas.microsoft.com/office/word/2010/wordprocessingGroup" xmlns:wpi="http://schemas.microsoft.com/office/word/2010/wordprocessingInk" xmlns:wne="http://schemas.microsoft.com/office/word/2006/wordml" xmlns:wps="http://schemas.microsoft.com/office/word/2010/wordprocessingShape" mc:Ignorable="w14 w15 w16se w16cid w16 w16cex w16sdtdh w16sdtfl w16du wp14">
+<w:numbering xmlns:wpc="http://schemas.microsoft.com/office/word/2010/wordprocessingCanvas" xmlns:cx="http://schemas.microsoft.com/office/drawing/2014/chartex" xmlns:cx1="http://schemas.microsoft.com/office/drawing/2015/9/8/chartex" xmlns:cx2="http://schemas.microsoft.com/office/drawing/2015/10/21/chartex" xmlns:cx3="http://schemas.microsoft.com/office/drawing/2016/5/9/chartex" xmlns:cx4="http://schemas.microsoft.com/office/drawing/2016/5/10/chartex" xmlns:cx5="http://schemas.microsoft.com/office/drawing/2016/5/11/chartex" xmlns:cx6="http://schemas.microsoft.com/office/drawing/2016/5/12/chartex" xmlns:cx7="http://schemas.microsoft.com/office/drawing/2016/5/13/chartex" xmlns:cx8="http://schemas.microsoft.com/office/drawing/2016/5/14/chartex" xmlns:mc="http://schemas.openxmlformats.org/markup-compatibility/2006" xmlns:m="http://schemas.openxmlformats.org/officeDocument/2006/math" xmlns:aink="http://schemas.microsoft.com/office/drawing/2016/ink" xmlns:am3d="http://schemas.microsoft.com/office/drawing/2017/model3d" xmlns:oel="http://schemas.microsoft.com/office/2019/extlst" xmlns:r="http://schemas.openxmlformats.org/officeDocument/2006/relationships" xmlns:wp14="http://schemas.microsoft.com/office/word/2010/wordprocessingDrawing" xmlns:wp="http://schemas.openxmlformats.org/drawingml/2006/wordprocessingDrawing" xmlns:wpg="http://schemas.microsoft.com/office/word/2010/wordprocessingGroup" xmlns:wpi="http://schemas.microsoft.com/office/word/2010/wordprocessingInk" xmlns:wps="http://schemas.microsoft.com/office/word/2010/wordprocessingShape" xmlns:o="urn:schemas-microsoft-com:office:office" xmlns:v="urn:schemas-microsoft-com:vml" xmlns:w10="urn:schemas-microsoft-com:office:word" xmlns:w="http://schemas.openxmlformats.org/wordprocessingml/2006/main" xmlns:w14="http://schemas.microsoft.com/office/word/2010/wordml" xmlns:w15="http://schemas.microsoft.com/office/word/2012/wordml" xmlns:w16cei="http://schemas.microsoft.com/office/word/2026/wordml/cei" xmlns:w16cex="http://schemas.microsoft.com/office/word/2018/wordml/cex" xmlns:w16cid="http://schemas.microsoft.com/office/word/2016/wordml/cid" xmlns:w16="http://schemas.microsoft.com/office/word/2018/wordml" xmlns:w16sdtdh="http://schemas.microsoft.com/office/word/2020/wordml/sdtdatahash" xmlns:w16sdtfl="http://schemas.microsoft.com/office/word/2024/wordml/sdtformatlock" xmlns:w16se="http://schemas.microsoft.com/office/word/2015/wordml/symex" xmlns:w16du="http://schemas.microsoft.com/office/word/2023/wordml/word16du" xmlns:wne="http://schemas.microsoft.com/office/word/2006/wordml" mc:Ignorable="w14 w15 w16se w16cid w16 w16cex w16sdtdh w16sdtfl w16du wp14">
   <w:abstractNum w:abstractNumId="0" w15:restartNumberingAfterBreak="0">
     <w:nsid w:val="00000001"/>
     <w:multiLevelType w:val="hybridMultilevel"/>
@@ -6804,7 +7085,7 @@
 </file>
 
 <file path=word/styles.xml><?xml version="1.0" encoding="utf-8"?>
-<w:styles xmlns:mc="http://schemas.openxmlformats.org/markup-compatibility/2006" xmlns:r="http://schemas.openxmlformats.org/officeDocument/2006/relationships" xmlns:w="http://schemas.openxmlformats.org/wordprocessingml/2006/main" xmlns:w14="http://schemas.microsoft.com/office/word/2010/wordml" xmlns:w15="http://schemas.microsoft.com/office/word/2012/wordml" xmlns:w16cex="http://schemas.microsoft.com/office/word/2018/wordml/cex" xmlns:w16cid="http://schemas.microsoft.com/office/word/2016/wordml/cid" xmlns:w16="http://schemas.microsoft.com/office/word/2018/wordml" xmlns:w16du="http://schemas.microsoft.com/office/word/2023/wordml/word16du" xmlns:w16sdtdh="http://schemas.microsoft.com/office/word/2020/wordml/sdtdatahash" xmlns:w16sdtfl="http://schemas.microsoft.com/office/word/2024/wordml/sdtformatlock" xmlns:w16se="http://schemas.microsoft.com/office/word/2015/wordml/symex" mc:Ignorable="w14 w15 w16se w16cid w16 w16cex w16sdtdh w16sdtfl w16du">
+<w:styles xmlns:mc="http://schemas.openxmlformats.org/markup-compatibility/2006" xmlns:r="http://schemas.openxmlformats.org/officeDocument/2006/relationships" xmlns:w="http://schemas.openxmlformats.org/wordprocessingml/2006/main" xmlns:w14="http://schemas.microsoft.com/office/word/2010/wordml" xmlns:w15="http://schemas.microsoft.com/office/word/2012/wordml" xmlns:w16cex="http://schemas.microsoft.com/office/word/2018/wordml/cex" xmlns:w16cid="http://schemas.microsoft.com/office/word/2016/wordml/cid" xmlns:w16="http://schemas.microsoft.com/office/word/2018/wordml" xmlns:w16sdtdh="http://schemas.microsoft.com/office/word/2020/wordml/sdtdatahash" xmlns:w16sdtfl="http://schemas.microsoft.com/office/word/2024/wordml/sdtformatlock" xmlns:w16se="http://schemas.microsoft.com/office/word/2015/wordml/symex" xmlns:w16du="http://schemas.microsoft.com/office/word/2023/wordml/word16du" mc:Ignorable="w14 w15 w16se w16cid w16 w16cex w16sdtdh w16sdtfl w16du">
   <w:docDefaults>
     <w:rPrDefault>
       <w:rPr>

--- a/src/content/bios/Carrington-PAR 2016.docx
+++ b/src/content/bios/Carrington-PAR 2016.docx
@@ -448,7 +448,6 @@
     </w:p>
     <w:p>
       <w:pPr>
-        <w:jc w:val="both"/>
         <w:rPr>
           <w:rStyle w:val="Hyperlink"/>
         </w:rPr>
@@ -480,9 +479,6 @@
       </w:r>
     </w:p>
     <w:p>
-      <w:pPr>
-        <w:jc w:val="both"/>
-      </w:pPr>
       <w:r>
         <w:t xml:space="preserve">On </w:t>
       </w:r>

--- a/src/content/bios/Carrington-PAR 2016.docx
+++ b/src/content/bios/Carrington-PAR 2016.docx
@@ -400,14 +400,11 @@
         <w:br/>
       </w:r>
       <w:r>
-        <w:rPr>
-          <w:noProof/>
-        </w:rPr>
         <w:drawing>
-          <wp:inline distT="0" distB="0" distL="0" distR="0" wp14:anchorId="0601966D" wp14:editId="55D4DCD6">
-            <wp:extent cx="2303078" cy="2796595"/>
+          <wp:inline distT="0" distB="0" distL="0" distR="0" wp14:anchorId="28C0BC12" wp14:editId="04FBD47C">
+            <wp:extent cx="2133600" cy="2971800"/>
             <wp:effectExtent l="0" t="0" r="0" b="0"/>
-            <wp:docPr id="896114912" name="Afbeelding 1"/>
+            <wp:docPr id="737014309" name="Afbeelding 1"/>
             <wp:cNvGraphicFramePr>
               <a:graphicFrameLocks xmlns:a="http://schemas.openxmlformats.org/drawingml/2006/main" noChangeAspect="1"/>
             </wp:cNvGraphicFramePr>
@@ -415,17 +412,11 @@
               <a:graphicData uri="http://schemas.openxmlformats.org/drawingml/2006/picture">
                 <pic:pic xmlns:pic="http://schemas.openxmlformats.org/drawingml/2006/picture">
                   <pic:nvPicPr>
-                    <pic:cNvPr id="896114912" name="Afbeelding 896114912"/>
+                    <pic:cNvPr id="737014309" name=""/>
                     <pic:cNvPicPr/>
                   </pic:nvPicPr>
                   <pic:blipFill>
-                    <a:blip r:embed="rId8">
-                      <a:extLst>
-                        <a:ext uri="{28A0092B-C50C-407E-A947-70E740481C1C}">
-                          <a14:useLocalDpi xmlns:a14="http://schemas.microsoft.com/office/drawing/2010/main" val="0"/>
-                        </a:ext>
-                      </a:extLst>
-                    </a:blip>
+                    <a:blip r:embed="rId8"/>
                     <a:stretch>
                       <a:fillRect/>
                     </a:stretch>
@@ -433,7 +424,7 @@
                   <pic:spPr>
                     <a:xfrm>
                       <a:off x="0" y="0"/>
-                      <a:ext cx="2339750" cy="2841125"/>
+                      <a:ext cx="2133600" cy="2971800"/>
                     </a:xfrm>
                     <a:prstGeom prst="rect">
                       <a:avLst/>
@@ -877,7 +868,11 @@
         <w:t xml:space="preserve">with the Allied advance through </w:t>
       </w:r>
       <w:r>
-        <w:t xml:space="preserve">Belgium, took part in Operation Market Garden and at the time of </w:t>
+        <w:t xml:space="preserve">Belgium, took part in Operation </w:t>
+      </w:r>
+      <w:r>
+        <w:lastRenderedPageBreak/>
+        <w:t xml:space="preserve">Market Garden and at the time of </w:t>
       </w:r>
       <w:r>
         <w:t xml:space="preserve">the </w:t>
@@ -892,11 +887,7 @@
         <w:t xml:space="preserve">found himself </w:t>
       </w:r>
       <w:r>
-        <w:t xml:space="preserve">in northern Germany. In </w:t>
-      </w:r>
-      <w:r>
-        <w:lastRenderedPageBreak/>
-        <w:t xml:space="preserve">March </w:t>
+        <w:t xml:space="preserve">in northern Germany. In March </w:t>
       </w:r>
       <w:r>
         <w:t>1945</w:t>
@@ -1669,14 +1660,14 @@
         <w:t>were</w:t>
       </w:r>
       <w:r>
-        <w:t xml:space="preserve"> compensated for by his appointment as Secretary of State for Foreign and C</w:t>
-      </w:r>
-      <w:r>
-        <w:t xml:space="preserve">ommonwealth Affairs after Margaret Thatcher had become Prime </w:t>
+        <w:t xml:space="preserve"> compensated for by his appointment as Secretary of </w:t>
       </w:r>
       <w:r>
         <w:lastRenderedPageBreak/>
-        <w:t xml:space="preserve">Minister in May 1979. </w:t>
+        <w:t>State for Foreign and C</w:t>
+      </w:r>
+      <w:r>
+        <w:t xml:space="preserve">ommonwealth Affairs after Margaret Thatcher had become Prime Minister in May 1979. </w:t>
       </w:r>
       <w:r>
         <w:t xml:space="preserve">According to </w:t>
@@ -2613,7 +2604,11 @@
         <w:t xml:space="preserve">hand over the position he had held since 1971, </w:t>
       </w:r>
       <w:r>
-        <w:t>the search for a suitable successor began</w:t>
+        <w:t xml:space="preserve">the search for a suitable </w:t>
+      </w:r>
+      <w:r>
+        <w:lastRenderedPageBreak/>
+        <w:t>successor began</w:t>
       </w:r>
       <w:r>
         <w:t>.</w:t>
@@ -2635,7 +2630,6 @@
       </w:r>
       <w:proofErr w:type="gramStart"/>
       <w:r>
-        <w:lastRenderedPageBreak/>
         <w:t xml:space="preserve">and </w:t>
       </w:r>
       <w:r>
@@ -3603,7 +3597,11 @@
         <w:t xml:space="preserve">, </w:t>
       </w:r>
       <w:r>
-        <w:t xml:space="preserve">fellow decision </w:t>
+        <w:t xml:space="preserve">fellow </w:t>
+      </w:r>
+      <w:r>
+        <w:lastRenderedPageBreak/>
+        <w:t xml:space="preserve">decision </w:t>
       </w:r>
       <w:r>
         <w:t xml:space="preserve">makers </w:t>
@@ -3627,11 +3625,7 @@
         <w:t>Helmut Schmidt</w:t>
       </w:r>
       <w:r>
-        <w:t xml:space="preserve"> (1996: </w:t>
-      </w:r>
-      <w:r>
-        <w:lastRenderedPageBreak/>
-        <w:t>273-274)</w:t>
+        <w:t xml:space="preserve"> (1996: 273-274)</w:t>
       </w:r>
       <w:r>
         <w:t>, serving</w:t>
@@ -4500,7 +4494,14 @@
         <w:rPr>
           <w:i/>
         </w:rPr>
-        <w:t>Royal United Services Institute (RUSI) Journal</w:t>
+        <w:t xml:space="preserve">Royal United </w:t>
+      </w:r>
+      <w:r>
+        <w:rPr>
+          <w:i/>
+        </w:rPr>
+        <w:lastRenderedPageBreak/>
+        <w:t>Services Institute (RUSI) Journal</w:t>
       </w:r>
       <w:r>
         <w:t>, 132/4, 1987, 3-7;</w:t>
@@ -4523,14 +4524,7 @@
         <w:rPr>
           <w:i/>
         </w:rPr>
-        <w:t xml:space="preserve">Política </w:t>
-      </w:r>
-      <w:r>
-        <w:rPr>
-          <w:i/>
-        </w:rPr>
-        <w:lastRenderedPageBreak/>
-        <w:t>Exterior</w:t>
+        <w:t>Política Exterior</w:t>
       </w:r>
       <w:r>
         <w:t xml:space="preserve">, 1/1, Winter 1987, 28-36; </w:t>
@@ -5503,7 +5497,7 @@
             <w:rStyle w:val="Hyperlink"/>
             <w:u w:val="none"/>
           </w:rPr>
-          <w:t>http://academic.eb.com/ EBchecked/topic/97052/Carrington-of-Upton-Peter-Carrington-6th-Baron-Baron-Carrington-</w:t>
+          <w:t xml:space="preserve">http://academic.eb.com/ </w:t>
         </w:r>
         <w:r>
           <w:rPr>
@@ -5511,7 +5505,7 @@
             <w:u w:val="none"/>
           </w:rPr>
           <w:lastRenderedPageBreak/>
-          <w:t>of-Bulcot-Lodge/</w:t>
+          <w:t>EBchecked/topic/97052/Carrington-of-Upton-Peter-Carrington-6th-Baron-Baron-Carrington-of-Bulcot-Lodge/</w:t>
         </w:r>
       </w:hyperlink>
       <w:r>
